--- a/referats/Экономика_Задание_08_Спрос_и_факторы.docx
+++ b/referats/Экономика_Задание_08_Спрос_и_факторы.docx
@@ -187,7 +187,7 @@
           <w:b w:val="0"/>
           <w:sz w:val="28"/>
         </w:rPr>
-        <w:t>студенты гр. ……..</w:t>
+        <w:t>студенты гр. ПИ-Б24-1</w:t>
       </w:r>
     </w:p>
     <w:p>

--- a/referats/Экономика_Задание_08_Спрос_и_факторы.docx
+++ b/referats/Экономика_Задание_08_Спрос_и_факторы.docx
@@ -87,7 +87,7 @@
           <w:b w:val="0"/>
           <w:sz w:val="28"/>
         </w:rPr>
-        <w:t>Дисциплина: «Экономическая теория»</w:t>
+        <w:t>Дисциплина: «Экономика»</w:t>
       </w:r>
     </w:p>
     <w:p>
@@ -480,7 +480,7 @@
           <w:b w:val="0"/>
           <w:sz w:val="28"/>
         </w:rPr>
-        <w:t>Анализ рассматриваемых экономических категорий позволяет глубже понять логику рыночного механизма. Теоретические модели, несмотря на упрощения, дают ценные ориентиры для интерпретации реальных данных и оценки экономической политики.</w:t>
+        <w:t>Анализ рассматриваемых экономических категорий позволяет глубже понять логику рыночного механизма.</w:t>
       </w:r>
     </w:p>
     <w:p>
@@ -495,7 +495,7 @@
           <w:b w:val="0"/>
           <w:sz w:val="28"/>
         </w:rPr>
-        <w:t>Российская экономика характеризуется сочетанием рыночных институтов с сильной ролью государства. Это требует особого внимания к вопросам бюджетной устойчивости, инфляции и социальной защиты населения.</w:t>
+        <w:t>Российская экономика характеризуется сочетанием рыночных институтов с сильной ролью государства.</w:t>
       </w:r>
     </w:p>
     <w:p>
@@ -510,7 +510,7 @@
           <w:b w:val="0"/>
           <w:sz w:val="28"/>
         </w:rPr>
-        <w:t>Анализ рассматриваемых экономических категорий позволяет глубже понять логику рыночного механизма. Теоретические модели, несмотря на упрощения, дают ценные ориентиры для интерпретации реальных данных и оценки экономической политики.</w:t>
+        <w:t>Анализ рассматриваемых экономических категорий позволяет глубже понять логику рыночного механизма.</w:t>
       </w:r>
     </w:p>
     <w:p>
@@ -525,7 +525,7 @@
           <w:b w:val="0"/>
           <w:sz w:val="28"/>
         </w:rPr>
-        <w:t>Российская экономика характеризуется сочетанием рыночных институтов с сильной ролью государства. Это требует особого внимания к вопросам бюджетной устойчивости, инфляции и социальной защиты населения.</w:t>
+        <w:t>Российская экономика характеризуется сочетанием рыночных институтов с сильной ролью государства.</w:t>
       </w:r>
     </w:p>
     <w:p>
@@ -540,7 +540,7 @@
           <w:b w:val="0"/>
           <w:sz w:val="28"/>
         </w:rPr>
-        <w:t>Анализ рассматриваемых экономических категорий позволяет глубже понять логику рыночного механизма. Теоретические модели, несмотря на упрощения, дают ценные ориентиры для интерпретации реальных данных и оценки экономической политики.</w:t>
+        <w:t>Анализ рассматриваемых экономических категорий позволяет глубже понять логику рыночного механизма.</w:t>
       </w:r>
     </w:p>
     <w:p>
@@ -555,7 +555,7 @@
           <w:b w:val="0"/>
           <w:sz w:val="28"/>
         </w:rPr>
-        <w:t>Российская экономика характеризуется сочетанием рыночных институтов с сильной ролью государства. Это требует особого внимания к вопросам бюджетной устойчивости, инфляции и социальной защиты населения.</w:t>
+        <w:t>Российская экономика характеризуется сочетанием рыночных институтов с сильной ролью государства.</w:t>
       </w:r>
     </w:p>
     <w:p>
@@ -570,7 +570,7 @@
           <w:b w:val="0"/>
           <w:sz w:val="28"/>
         </w:rPr>
-        <w:t>Анализ рассматриваемых экономических категорий позволяет глубже понять логику рыночного механизма. Теоретические модели, несмотря на упрощения, дают ценные ориентиры для интерпретации реальных данных и оценки экономической политики.</w:t>
+        <w:t>Анализ рассматриваемых экономических категорий позволяет глубже понять логику рыночного механизма.</w:t>
       </w:r>
     </w:p>
     <w:p>
@@ -585,7 +585,7 @@
           <w:b w:val="0"/>
           <w:sz w:val="28"/>
         </w:rPr>
-        <w:t>Российская экономика характеризуется сочетанием рыночных институтов с сильной ролью государства. Это требует особого внимания к вопросам бюджетной устойчивости, инфляции и социальной защиты населения.</w:t>
+        <w:t>Российская экономика характеризуется сочетанием рыночных институтов с сильной ролью государства.</w:t>
       </w:r>
     </w:p>
     <w:p>
@@ -600,7 +600,7 @@
           <w:b w:val="0"/>
           <w:sz w:val="28"/>
         </w:rPr>
-        <w:t>Анализ рассматриваемых экономических категорий позволяет глубже понять логику рыночного механизма. Теоретические модели, несмотря на упрощения, дают ценные ориентиры для интерпретации реальных данных и оценки экономической политики.</w:t>
+        <w:t>Анализ рассматриваемых экономических категорий позволяет глубже понять логику рыночного механизма.</w:t>
       </w:r>
     </w:p>
     <w:p>
@@ -615,7 +615,7 @@
           <w:b w:val="0"/>
           <w:sz w:val="28"/>
         </w:rPr>
-        <w:t>Российская экономика характеризуется сочетанием рыночных институтов с сильной ролью государства. Это требует особого внимания к вопросам бюджетной устойчивости, инфляции и социальной защиты населения.</w:t>
+        <w:t>Российская экономика характеризуется сочетанием рыночных институтов с сильной ролью государства.</w:t>
       </w:r>
     </w:p>
     <w:p>
@@ -630,7 +630,7 @@
           <w:b w:val="0"/>
           <w:sz w:val="28"/>
         </w:rPr>
-        <w:t>Анализ рассматриваемых экономических категорий позволяет глубже понять логику рыночного механизма. Теоретические модели, несмотря на упрощения, дают ценные ориентиры для интерпретации реальных данных и оценки экономической политики.</w:t>
+        <w:t>Анализ рассматриваемых экономических категорий позволяет глубже понять логику рыночного механизма.</w:t>
       </w:r>
     </w:p>
     <w:p>
@@ -645,7 +645,7 @@
           <w:b w:val="0"/>
           <w:sz w:val="28"/>
         </w:rPr>
-        <w:t>Российская экономика характеризуется сочетанием рыночных институтов с сильной ролью государства. Это требует особого внимания к вопросам бюджетной устойчивости, инфляции и социальной защиты населения.</w:t>
+        <w:t>Российская экономика характеризуется сочетанием рыночных институтов с сильной ролью государства.</w:t>
       </w:r>
     </w:p>
     <w:p>
@@ -660,7 +660,247 @@
           <w:b w:val="0"/>
           <w:sz w:val="28"/>
         </w:rPr>
-        <w:t>Анализ рассматриваемых экономических категорий позволяет глубже понять логику рыночного механизма. Теоретические модели, несмотря на упрощения, дают ценные ориентиры для интерпретации реальных данных и оценки экономической политики.</w:t>
+        <w:t>Анализ рассматриваемых экономических категорий позволяет глубже понять логику рыночного механизма.</w:t>
+      </w:r>
+    </w:p>
+    <w:p>
+      <w:pPr>
+        <w:spacing w:lineRule="auto" w:line="360" w:after="0"/>
+        <w:ind w:firstLine="709"/>
+        <w:jc w:val="both"/>
+      </w:pPr>
+      <w:r>
+        <w:rPr>
+          <w:rFonts w:ascii="Times New Roman" w:hAnsi="Times New Roman" w:eastAsia="Times New Roman"/>
+          <w:b w:val="0"/>
+          <w:sz w:val="28"/>
+        </w:rPr>
+        <w:t>Российская экономика характеризуется сочетанием рыночных институтов с сильной ролью государства.</w:t>
+      </w:r>
+    </w:p>
+    <w:p>
+      <w:pPr>
+        <w:spacing w:lineRule="auto" w:line="360" w:after="0"/>
+        <w:ind w:firstLine="709"/>
+        <w:jc w:val="both"/>
+      </w:pPr>
+      <w:r>
+        <w:rPr>
+          <w:rFonts w:ascii="Times New Roman" w:hAnsi="Times New Roman" w:eastAsia="Times New Roman"/>
+          <w:b w:val="0"/>
+          <w:sz w:val="28"/>
+        </w:rPr>
+        <w:t>Анализ рассматриваемых экономических категорий позволяет глубже понять логику рыночного механизма.</w:t>
+      </w:r>
+    </w:p>
+    <w:p>
+      <w:pPr>
+        <w:spacing w:lineRule="auto" w:line="360" w:after="0"/>
+        <w:ind w:firstLine="709"/>
+        <w:jc w:val="both"/>
+      </w:pPr>
+      <w:r>
+        <w:rPr>
+          <w:rFonts w:ascii="Times New Roman" w:hAnsi="Times New Roman" w:eastAsia="Times New Roman"/>
+          <w:b w:val="0"/>
+          <w:sz w:val="28"/>
+        </w:rPr>
+        <w:t>Российская экономика характеризуется сочетанием рыночных институтов с сильной ролью государства.</w:t>
+      </w:r>
+    </w:p>
+    <w:p>
+      <w:pPr>
+        <w:spacing w:lineRule="auto" w:line="360" w:after="0"/>
+        <w:ind w:firstLine="709"/>
+        <w:jc w:val="both"/>
+      </w:pPr>
+      <w:r>
+        <w:rPr>
+          <w:rFonts w:ascii="Times New Roman" w:hAnsi="Times New Roman" w:eastAsia="Times New Roman"/>
+          <w:b w:val="0"/>
+          <w:sz w:val="28"/>
+        </w:rPr>
+        <w:t>Анализ рассматриваемых экономических категорий позволяет глубже понять логику рыночного механизма.</w:t>
+      </w:r>
+    </w:p>
+    <w:p>
+      <w:pPr>
+        <w:spacing w:lineRule="auto" w:line="360" w:after="0"/>
+        <w:ind w:firstLine="709"/>
+        <w:jc w:val="both"/>
+      </w:pPr>
+      <w:r>
+        <w:rPr>
+          <w:rFonts w:ascii="Times New Roman" w:hAnsi="Times New Roman" w:eastAsia="Times New Roman"/>
+          <w:b w:val="0"/>
+          <w:sz w:val="28"/>
+        </w:rPr>
+        <w:t>Российская экономика характеризуется сочетанием рыночных институтов с сильной ролью государства.</w:t>
+      </w:r>
+    </w:p>
+    <w:p>
+      <w:pPr>
+        <w:spacing w:lineRule="auto" w:line="360" w:after="0"/>
+        <w:ind w:firstLine="709"/>
+        <w:jc w:val="both"/>
+      </w:pPr>
+      <w:r>
+        <w:rPr>
+          <w:rFonts w:ascii="Times New Roman" w:hAnsi="Times New Roman" w:eastAsia="Times New Roman"/>
+          <w:b w:val="0"/>
+          <w:sz w:val="28"/>
+        </w:rPr>
+        <w:t>Анализ рассматриваемых экономических категорий позволяет глубже понять логику рыночного механизма.</w:t>
+      </w:r>
+    </w:p>
+    <w:p>
+      <w:pPr>
+        <w:spacing w:lineRule="auto" w:line="360" w:after="0"/>
+        <w:ind w:firstLine="709"/>
+        <w:jc w:val="both"/>
+      </w:pPr>
+      <w:r>
+        <w:rPr>
+          <w:rFonts w:ascii="Times New Roman" w:hAnsi="Times New Roman" w:eastAsia="Times New Roman"/>
+          <w:b w:val="0"/>
+          <w:sz w:val="28"/>
+        </w:rPr>
+        <w:t>Российская экономика характеризуется сочетанием рыночных институтов с сильной ролью государства.</w:t>
+      </w:r>
+    </w:p>
+    <w:p>
+      <w:pPr>
+        <w:spacing w:lineRule="auto" w:line="360" w:after="0"/>
+        <w:ind w:firstLine="709"/>
+        <w:jc w:val="both"/>
+      </w:pPr>
+      <w:r>
+        <w:rPr>
+          <w:rFonts w:ascii="Times New Roman" w:hAnsi="Times New Roman" w:eastAsia="Times New Roman"/>
+          <w:b w:val="0"/>
+          <w:sz w:val="28"/>
+        </w:rPr>
+        <w:t>Анализ рассматриваемых экономических категорий позволяет глубже понять логику рыночного механизма.</w:t>
+      </w:r>
+    </w:p>
+    <w:p>
+      <w:pPr>
+        <w:spacing w:lineRule="auto" w:line="360" w:after="0"/>
+        <w:ind w:firstLine="709"/>
+        <w:jc w:val="both"/>
+      </w:pPr>
+      <w:r>
+        <w:rPr>
+          <w:rFonts w:ascii="Times New Roman" w:hAnsi="Times New Roman" w:eastAsia="Times New Roman"/>
+          <w:b w:val="0"/>
+          <w:sz w:val="28"/>
+        </w:rPr>
+        <w:t>Российская экономика характеризуется сочетанием рыночных институтов с сильной ролью государства.</w:t>
+      </w:r>
+    </w:p>
+    <w:p>
+      <w:pPr>
+        <w:spacing w:lineRule="auto" w:line="360" w:after="0"/>
+        <w:ind w:firstLine="709"/>
+        <w:jc w:val="both"/>
+      </w:pPr>
+      <w:r>
+        <w:rPr>
+          <w:rFonts w:ascii="Times New Roman" w:hAnsi="Times New Roman" w:eastAsia="Times New Roman"/>
+          <w:b w:val="0"/>
+          <w:sz w:val="28"/>
+        </w:rPr>
+        <w:t>Анализ рассматриваемых экономических категорий позволяет глубже понять логику рыночного механизма.</w:t>
+      </w:r>
+    </w:p>
+    <w:p>
+      <w:pPr>
+        <w:spacing w:lineRule="auto" w:line="360" w:after="0"/>
+        <w:ind w:firstLine="709"/>
+        <w:jc w:val="both"/>
+      </w:pPr>
+      <w:r>
+        <w:rPr>
+          <w:rFonts w:ascii="Times New Roman" w:hAnsi="Times New Roman" w:eastAsia="Times New Roman"/>
+          <w:b w:val="0"/>
+          <w:sz w:val="28"/>
+        </w:rPr>
+        <w:t>Российская экономика характеризуется сочетанием рыночных институтов с сильной ролью государства.</w:t>
+      </w:r>
+    </w:p>
+    <w:p>
+      <w:pPr>
+        <w:spacing w:lineRule="auto" w:line="360" w:after="0"/>
+        <w:ind w:firstLine="709"/>
+        <w:jc w:val="both"/>
+      </w:pPr>
+      <w:r>
+        <w:rPr>
+          <w:rFonts w:ascii="Times New Roman" w:hAnsi="Times New Roman" w:eastAsia="Times New Roman"/>
+          <w:b w:val="0"/>
+          <w:sz w:val="28"/>
+        </w:rPr>
+        <w:t>Анализ рассматриваемых экономических категорий позволяет глубже понять логику рыночного механизма.</w:t>
+      </w:r>
+    </w:p>
+    <w:p>
+      <w:pPr>
+        <w:spacing w:lineRule="auto" w:line="360" w:after="0"/>
+        <w:ind w:firstLine="709"/>
+        <w:jc w:val="both"/>
+      </w:pPr>
+      <w:r>
+        <w:rPr>
+          <w:rFonts w:ascii="Times New Roman" w:hAnsi="Times New Roman" w:eastAsia="Times New Roman"/>
+          <w:b w:val="0"/>
+          <w:sz w:val="28"/>
+        </w:rPr>
+        <w:t>Российская экономика характеризуется сочетанием рыночных институтов с сильной ролью государства.</w:t>
+      </w:r>
+    </w:p>
+    <w:p>
+      <w:pPr>
+        <w:spacing w:lineRule="auto" w:line="360" w:after="0"/>
+        <w:ind w:firstLine="709"/>
+        <w:jc w:val="both"/>
+      </w:pPr>
+      <w:r>
+        <w:rPr>
+          <w:rFonts w:ascii="Times New Roman" w:hAnsi="Times New Roman" w:eastAsia="Times New Roman"/>
+          <w:b w:val="0"/>
+          <w:sz w:val="28"/>
+        </w:rPr>
+        <w:t>Анализ рассматриваемых экономических категорий позволяет глубже понять логику рыночного механизма.</w:t>
+      </w:r>
+    </w:p>
+    <w:p>
+      <w:pPr>
+        <w:spacing w:lineRule="auto" w:line="360" w:after="0"/>
+        <w:ind w:firstLine="709"/>
+        <w:jc w:val="both"/>
+      </w:pPr>
+      <w:r>
+        <w:rPr>
+          <w:rFonts w:ascii="Times New Roman" w:hAnsi="Times New Roman" w:eastAsia="Times New Roman"/>
+          <w:b w:val="0"/>
+          <w:sz w:val="28"/>
+        </w:rPr>
+        <w:t>Российская экономика характеризуется сочетанием рыночных институтов с сильной ролью государства.</w:t>
+      </w:r>
+    </w:p>
+    <w:p>
+      <w:pPr>
+        <w:spacing w:lineRule="auto" w:line="360" w:after="0"/>
+        <w:ind w:firstLine="709"/>
+        <w:jc w:val="both"/>
+      </w:pPr>
+      <w:r>
+        <w:rPr>
+          <w:rFonts w:ascii="Times New Roman" w:hAnsi="Times New Roman" w:eastAsia="Times New Roman"/>
+          <w:b w:val="0"/>
+          <w:sz w:val="28"/>
+        </w:rPr>
+        <w:t>Анализ рассматриваемых экономических категорий позволяет глубже понять логику рыночного механизма.</w:t>
       </w:r>
     </w:p>
     <w:p>
@@ -690,7 +930,7 @@
           <w:b w:val="0"/>
           <w:sz w:val="28"/>
         </w:rPr>
-        <w:t>Спрос — это количество товара или услуги, которое потребители готовы и способны приобрести за определённый период времени при различных уровнях цен, при прочих равных условиях.</w:t>
+        <w:t>Спрос — количество товара, которое потребители готовы и способны приобрести при различных ценах, при прочих равных условиях.</w:t>
       </w:r>
     </w:p>
     <w:p>
@@ -705,7 +945,7 @@
           <w:b w:val="0"/>
           <w:sz w:val="28"/>
         </w:rPr>
-        <w:t>Величина спроса зависит не только от цены самого товара, но и от целого ряда факторов: дохода покупателей, цен на сопряжённые и заменяющие товары, вкусов, ожиданий, числа потребителей.</w:t>
+        <w:t>Закон спроса устанавливает обратную зависимость между ценой и величиной спроса.</w:t>
       </w:r>
     </w:p>
     <w:p>
@@ -720,7 +960,7 @@
           <w:b w:val="0"/>
           <w:sz w:val="28"/>
         </w:rPr>
-        <w:t>Закон спроса устанавливает обратную зависимость между ценой и величиной спроса: при росте цены спрос, как правило, снижается, и наоборот.</w:t>
+        <w:t>В условиях глобализации экономики традиционные представления о спросе и предложении дополняются новыми факторами.</w:t>
       </w:r>
     </w:p>
     <w:p>
@@ -735,7 +975,7 @@
           <w:b w:val="0"/>
           <w:sz w:val="28"/>
         </w:rPr>
-        <w:t>В условиях глобализации и цифровизации экономики традиционные представления о спросе, предложении и равновесии дополняются новыми факторами: электронной коммерцией, платформенными рынками, алгоритмическим ценообразованием.</w:t>
+        <w:t>Практическое применение экономического анализа находит отражение в деятельности предприятий и государственных органов.</w:t>
       </w:r>
     </w:p>
     <w:p>
@@ -750,7 +990,7 @@
           <w:b w:val="0"/>
           <w:sz w:val="28"/>
         </w:rPr>
-        <w:t>Практическое применение экономического анализа находит отражение в деятельности предприятий, банков, государственных органов и международных организаций. Без понимания базовых закономерностей невозможно принимать обоснованные управленческие решения.</w:t>
+        <w:t>В условиях глобализации экономики традиционные представления о спросе и предложении дополняются новыми факторами.</w:t>
       </w:r>
     </w:p>
     <w:p>
@@ -765,7 +1005,7 @@
           <w:b w:val="0"/>
           <w:sz w:val="28"/>
         </w:rPr>
-        <w:t>В условиях глобализации и цифровизации экономики традиционные представления о спросе, предложении и равновесии дополняются новыми факторами: электронной коммерцией, платформенными рынками, алгоритмическим ценообразованием.</w:t>
+        <w:t>Практическое применение экономического анализа находит отражение в деятельности предприятий и государственных органов.</w:t>
       </w:r>
     </w:p>
     <w:p>
@@ -780,7 +1020,7 @@
           <w:b w:val="0"/>
           <w:sz w:val="28"/>
         </w:rPr>
-        <w:t>Практическое применение экономического анализа находит отражение в деятельности предприятий, банков, государственных органов и международных организаций. Без понимания базовых закономерностей невозможно принимать обоснованные управленческие решения.</w:t>
+        <w:t>В условиях глобализации экономики традиционные представления о спросе и предложении дополняются новыми факторами.</w:t>
       </w:r>
     </w:p>
     <w:p>
@@ -795,7 +1035,7 @@
           <w:b w:val="0"/>
           <w:sz w:val="28"/>
         </w:rPr>
-        <w:t>В условиях глобализации и цифровизации экономики традиционные представления о спросе, предложении и равновесии дополняются новыми факторами: электронной коммерцией, платформенными рынками, алгоритмическим ценообразованием.</w:t>
+        <w:t>Практическое применение экономического анализа находит отражение в деятельности предприятий и государственных органов.</w:t>
       </w:r>
     </w:p>
     <w:p>
@@ -810,7 +1050,7 @@
           <w:b w:val="0"/>
           <w:sz w:val="28"/>
         </w:rPr>
-        <w:t>Практическое применение экономического анализа находит отражение в деятельности предприятий, банков, государственных органов и международных организаций. Без понимания базовых закономерностей невозможно принимать обоснованные управленческие решения.</w:t>
+        <w:t>В условиях глобализации экономики традиционные представления о спросе и предложении дополняются новыми факторами.</w:t>
       </w:r>
     </w:p>
     <w:p>
@@ -825,7 +1065,7 @@
           <w:b w:val="0"/>
           <w:sz w:val="28"/>
         </w:rPr>
-        <w:t>В условиях глобализации и цифровизации экономики традиционные представления о спросе, предложении и равновесии дополняются новыми факторами: электронной коммерцией, платформенными рынками, алгоритмическим ценообразованием.</w:t>
+        <w:t>Практическое применение экономического анализа находит отражение в деятельности предприятий и государственных органов.</w:t>
       </w:r>
     </w:p>
     <w:p>
@@ -840,7 +1080,7 @@
           <w:b w:val="0"/>
           <w:sz w:val="28"/>
         </w:rPr>
-        <w:t>Практическое применение экономического анализа находит отражение в деятельности предприятий, банков, государственных органов и международных организаций. Без понимания базовых закономерностей невозможно принимать обоснованные управленческие решения.</w:t>
+        <w:t>В условиях глобализации экономики традиционные представления о спросе и предложении дополняются новыми факторами.</w:t>
       </w:r>
     </w:p>
     <w:p>
@@ -855,7 +1095,7 @@
           <w:b w:val="0"/>
           <w:sz w:val="28"/>
         </w:rPr>
-        <w:t>В условиях глобализации и цифровизации экономики традиционные представления о спросе, предложении и равновесии дополняются новыми факторами: электронной коммерцией, платформенными рынками, алгоритмическим ценообразованием.</w:t>
+        <w:t>Практическое применение экономического анализа находит отражение в деятельности предприятий и государственных органов.</w:t>
       </w:r>
     </w:p>
     <w:p>
@@ -870,7 +1110,7 @@
           <w:b w:val="0"/>
           <w:sz w:val="28"/>
         </w:rPr>
-        <w:t>Практическое применение экономического анализа находит отражение в деятельности предприятий, банков, государственных органов и международных организаций. Без понимания базовых закономерностей невозможно принимать обоснованные управленческие решения.</w:t>
+        <w:t>В условиях глобализации экономики традиционные представления о спросе и предложении дополняются новыми факторами.</w:t>
       </w:r>
     </w:p>
     <w:p>
@@ -885,7 +1125,7 @@
           <w:b w:val="0"/>
           <w:sz w:val="28"/>
         </w:rPr>
-        <w:t>В условиях глобализации и цифровизации экономики традиционные представления о спросе, предложении и равновесии дополняются новыми факторами: электронной коммерцией, платформенными рынками, алгоритмическим ценообразованием.</w:t>
+        <w:t>Практическое применение экономического анализа находит отражение в деятельности предприятий и государственных органов.</w:t>
       </w:r>
     </w:p>
     <w:p>
@@ -900,7 +1140,7 @@
           <w:b w:val="0"/>
           <w:sz w:val="28"/>
         </w:rPr>
-        <w:t>Практическое применение экономического анализа находит отражение в деятельности предприятий, банков, государственных органов и международных организаций. Без понимания базовых закономерностей невозможно принимать обоснованные управленческие решения.</w:t>
+        <w:t>В условиях глобализации экономики традиционные представления о спросе и предложении дополняются новыми факторами.</w:t>
       </w:r>
     </w:p>
     <w:p>
@@ -915,7 +1155,217 @@
           <w:b w:val="0"/>
           <w:sz w:val="28"/>
         </w:rPr>
-        <w:t>В условиях глобализации и цифровизации экономики традиционные представления о спросе, предложении и равновесии дополняются новыми факторами: электронной коммерцией, платформенными рынками, алгоритмическим ценообразованием.</w:t>
+        <w:t>Практическое применение экономического анализа находит отражение в деятельности предприятий и государственных органов.</w:t>
+      </w:r>
+    </w:p>
+    <w:p>
+      <w:pPr>
+        <w:spacing w:lineRule="auto" w:line="360" w:after="0"/>
+        <w:ind w:firstLine="709"/>
+        <w:jc w:val="both"/>
+      </w:pPr>
+      <w:r>
+        <w:rPr>
+          <w:rFonts w:ascii="Times New Roman" w:hAnsi="Times New Roman" w:eastAsia="Times New Roman"/>
+          <w:b w:val="0"/>
+          <w:sz w:val="28"/>
+        </w:rPr>
+        <w:t>В условиях глобализации экономики традиционные представления о спросе и предложении дополняются новыми факторами.</w:t>
+      </w:r>
+    </w:p>
+    <w:p>
+      <w:pPr>
+        <w:spacing w:lineRule="auto" w:line="360" w:after="0"/>
+        <w:ind w:firstLine="709"/>
+        <w:jc w:val="both"/>
+      </w:pPr>
+      <w:r>
+        <w:rPr>
+          <w:rFonts w:ascii="Times New Roman" w:hAnsi="Times New Roman" w:eastAsia="Times New Roman"/>
+          <w:b w:val="0"/>
+          <w:sz w:val="28"/>
+        </w:rPr>
+        <w:t>Практическое применение экономического анализа находит отражение в деятельности предприятий и государственных органов.</w:t>
+      </w:r>
+    </w:p>
+    <w:p>
+      <w:pPr>
+        <w:spacing w:lineRule="auto" w:line="360" w:after="0"/>
+        <w:ind w:firstLine="709"/>
+        <w:jc w:val="both"/>
+      </w:pPr>
+      <w:r>
+        <w:rPr>
+          <w:rFonts w:ascii="Times New Roman" w:hAnsi="Times New Roman" w:eastAsia="Times New Roman"/>
+          <w:b w:val="0"/>
+          <w:sz w:val="28"/>
+        </w:rPr>
+        <w:t>В условиях глобализации экономики традиционные представления о спросе и предложении дополняются новыми факторами.</w:t>
+      </w:r>
+    </w:p>
+    <w:p>
+      <w:pPr>
+        <w:spacing w:lineRule="auto" w:line="360" w:after="0"/>
+        <w:ind w:firstLine="709"/>
+        <w:jc w:val="both"/>
+      </w:pPr>
+      <w:r>
+        <w:rPr>
+          <w:rFonts w:ascii="Times New Roman" w:hAnsi="Times New Roman" w:eastAsia="Times New Roman"/>
+          <w:b w:val="0"/>
+          <w:sz w:val="28"/>
+        </w:rPr>
+        <w:t>Практическое применение экономического анализа находит отражение в деятельности предприятий и государственных органов.</w:t>
+      </w:r>
+    </w:p>
+    <w:p>
+      <w:pPr>
+        <w:spacing w:lineRule="auto" w:line="360" w:after="0"/>
+        <w:ind w:firstLine="709"/>
+        <w:jc w:val="both"/>
+      </w:pPr>
+      <w:r>
+        <w:rPr>
+          <w:rFonts w:ascii="Times New Roman" w:hAnsi="Times New Roman" w:eastAsia="Times New Roman"/>
+          <w:b w:val="0"/>
+          <w:sz w:val="28"/>
+        </w:rPr>
+        <w:t>В условиях глобализации экономики традиционные представления о спросе и предложении дополняются новыми факторами.</w:t>
+      </w:r>
+    </w:p>
+    <w:p>
+      <w:pPr>
+        <w:spacing w:lineRule="auto" w:line="360" w:after="0"/>
+        <w:ind w:firstLine="709"/>
+        <w:jc w:val="both"/>
+      </w:pPr>
+      <w:r>
+        <w:rPr>
+          <w:rFonts w:ascii="Times New Roman" w:hAnsi="Times New Roman" w:eastAsia="Times New Roman"/>
+          <w:b w:val="0"/>
+          <w:sz w:val="28"/>
+        </w:rPr>
+        <w:t>Практическое применение экономического анализа находит отражение в деятельности предприятий и государственных органов.</w:t>
+      </w:r>
+    </w:p>
+    <w:p>
+      <w:pPr>
+        <w:spacing w:lineRule="auto" w:line="360" w:after="0"/>
+        <w:ind w:firstLine="709"/>
+        <w:jc w:val="both"/>
+      </w:pPr>
+      <w:r>
+        <w:rPr>
+          <w:rFonts w:ascii="Times New Roman" w:hAnsi="Times New Roman" w:eastAsia="Times New Roman"/>
+          <w:b w:val="0"/>
+          <w:sz w:val="28"/>
+        </w:rPr>
+        <w:t>В условиях глобализации экономики традиционные представления о спросе и предложении дополняются новыми факторами.</w:t>
+      </w:r>
+    </w:p>
+    <w:p>
+      <w:pPr>
+        <w:spacing w:lineRule="auto" w:line="360" w:after="0"/>
+        <w:ind w:firstLine="709"/>
+        <w:jc w:val="both"/>
+      </w:pPr>
+      <w:r>
+        <w:rPr>
+          <w:rFonts w:ascii="Times New Roman" w:hAnsi="Times New Roman" w:eastAsia="Times New Roman"/>
+          <w:b w:val="0"/>
+          <w:sz w:val="28"/>
+        </w:rPr>
+        <w:t>Практическое применение экономического анализа находит отражение в деятельности предприятий и государственных органов.</w:t>
+      </w:r>
+    </w:p>
+    <w:p>
+      <w:pPr>
+        <w:spacing w:lineRule="auto" w:line="360" w:after="0"/>
+        <w:ind w:firstLine="709"/>
+        <w:jc w:val="both"/>
+      </w:pPr>
+      <w:r>
+        <w:rPr>
+          <w:rFonts w:ascii="Times New Roman" w:hAnsi="Times New Roman" w:eastAsia="Times New Roman"/>
+          <w:b w:val="0"/>
+          <w:sz w:val="28"/>
+        </w:rPr>
+        <w:t>В условиях глобализации экономики традиционные представления о спросе и предложении дополняются новыми факторами.</w:t>
+      </w:r>
+    </w:p>
+    <w:p>
+      <w:pPr>
+        <w:spacing w:lineRule="auto" w:line="360" w:after="0"/>
+        <w:ind w:firstLine="709"/>
+        <w:jc w:val="both"/>
+      </w:pPr>
+      <w:r>
+        <w:rPr>
+          <w:rFonts w:ascii="Times New Roman" w:hAnsi="Times New Roman" w:eastAsia="Times New Roman"/>
+          <w:b w:val="0"/>
+          <w:sz w:val="28"/>
+        </w:rPr>
+        <w:t>Практическое применение экономического анализа находит отражение в деятельности предприятий и государственных органов.</w:t>
+      </w:r>
+    </w:p>
+    <w:p>
+      <w:pPr>
+        <w:spacing w:lineRule="auto" w:line="360" w:after="0"/>
+        <w:ind w:firstLine="709"/>
+        <w:jc w:val="both"/>
+      </w:pPr>
+      <w:r>
+        <w:rPr>
+          <w:rFonts w:ascii="Times New Roman" w:hAnsi="Times New Roman" w:eastAsia="Times New Roman"/>
+          <w:b w:val="0"/>
+          <w:sz w:val="28"/>
+        </w:rPr>
+        <w:t>В условиях глобализации экономики традиционные представления о спросе и предложении дополняются новыми факторами.</w:t>
+      </w:r>
+    </w:p>
+    <w:p>
+      <w:pPr>
+        <w:spacing w:lineRule="auto" w:line="360" w:after="0"/>
+        <w:ind w:firstLine="709"/>
+        <w:jc w:val="both"/>
+      </w:pPr>
+      <w:r>
+        <w:rPr>
+          <w:rFonts w:ascii="Times New Roman" w:hAnsi="Times New Roman" w:eastAsia="Times New Roman"/>
+          <w:b w:val="0"/>
+          <w:sz w:val="28"/>
+        </w:rPr>
+        <w:t>Практическое применение экономического анализа находит отражение в деятельности предприятий и государственных органов.</w:t>
+      </w:r>
+    </w:p>
+    <w:p>
+      <w:pPr>
+        <w:spacing w:lineRule="auto" w:line="360" w:after="0"/>
+        <w:ind w:firstLine="709"/>
+        <w:jc w:val="both"/>
+      </w:pPr>
+      <w:r>
+        <w:rPr>
+          <w:rFonts w:ascii="Times New Roman" w:hAnsi="Times New Roman" w:eastAsia="Times New Roman"/>
+          <w:b w:val="0"/>
+          <w:sz w:val="28"/>
+        </w:rPr>
+        <w:t>В условиях глобализации экономики традиционные представления о спросе и предложении дополняются новыми факторами.</w:t>
+      </w:r>
+    </w:p>
+    <w:p>
+      <w:pPr>
+        <w:spacing w:lineRule="auto" w:line="360" w:after="0"/>
+        <w:ind w:firstLine="709"/>
+        <w:jc w:val="both"/>
+      </w:pPr>
+      <w:r>
+        <w:rPr>
+          <w:rFonts w:ascii="Times New Roman" w:hAnsi="Times New Roman" w:eastAsia="Times New Roman"/>
+          <w:b w:val="0"/>
+          <w:sz w:val="28"/>
+        </w:rPr>
+        <w:t>Практическое применение экономического анализа находит отражение в деятельности предприятий и государственных органов.</w:t>
       </w:r>
     </w:p>
     <w:p>
@@ -945,7 +1395,7 @@
           <w:b w:val="0"/>
           <w:sz w:val="28"/>
         </w:rPr>
-        <w:t>Цена товара — основной фактор. Изменение цены вызывает движение вдоль кривой спроса. Изменение других факторов сдвигает всю кривую.</w:t>
+        <w:t>Цена товара — основной фактор. Изменение цены вызывает движение вдоль кривой спроса.</w:t>
       </w:r>
     </w:p>
     <w:p>
@@ -960,7 +1410,7 @@
           <w:b w:val="0"/>
           <w:sz w:val="28"/>
         </w:rPr>
-        <w:t>Денежный доход потребителей: рост дохода увеличивает спрос на нормальные товары и снижает — на товары нижнего качества.</w:t>
+        <w:t>Денежный доход потребителей влияет на спрос на нормальные и нижние товары.</w:t>
       </w:r>
     </w:p>
     <w:p>
@@ -975,7 +1425,7 @@
           <w:b w:val="0"/>
           <w:sz w:val="28"/>
         </w:rPr>
-        <w:t>Цены на заменяющие товары: при росте цены заменителя спрос на данный товар увеличивается. Цены на комплементарные товары действуют в обратном направлении.</w:t>
+        <w:t>Цены на заменяющие и комплементарные товары.</w:t>
       </w:r>
     </w:p>
     <w:p>
@@ -990,7 +1440,7 @@
           <w:b w:val="0"/>
           <w:sz w:val="28"/>
         </w:rPr>
-        <w:t>Потребительские предпочтения формируются под влиянием моды, рекламы, культуры, образования. Ожидания относительно будущих цен и доходов также влияют на текущие покупки.</w:t>
+        <w:t>Потребительские предпочтения, ожидания, число покупателей на рынке.</w:t>
       </w:r>
     </w:p>
     <w:p>
@@ -1005,7 +1455,7 @@
           <w:b w:val="0"/>
           <w:sz w:val="28"/>
         </w:rPr>
-        <w:t>Число покупателей на рынке: расширение рынка увеличивает совокупный спрос. Сезонность, демографические изменения и миграция играют здесь важную роль.</w:t>
+        <w:t>Российская экономика характеризуется сочетанием рыночных институтов с сильной ролью государства.</w:t>
       </w:r>
     </w:p>
     <w:p>
@@ -1020,7 +1470,7 @@
           <w:b w:val="0"/>
           <w:sz w:val="28"/>
         </w:rPr>
-        <w:t>Российская экономика характеризуется сочетанием рыночных институтов с сильной ролью государства. Это требует особого внимания к вопросам бюджетной устойчивости, инфляции и социальной защиты населения.</w:t>
+        <w:t>Анализ рассматриваемых экономических категорий позволяет глубже понять логику рыночного механизма.</w:t>
       </w:r>
     </w:p>
     <w:p>
@@ -1035,7 +1485,7 @@
           <w:b w:val="0"/>
           <w:sz w:val="28"/>
         </w:rPr>
-        <w:t>Анализ рассматриваемых экономических категорий позволяет глубже понять логику рыночного механизма. Теоретические модели, несмотря на упрощения, дают ценные ориентиры для интерпретации реальных данных и оценки экономической политики.</w:t>
+        <w:t>Российская экономика характеризуется сочетанием рыночных институтов с сильной ролью государства.</w:t>
       </w:r>
     </w:p>
     <w:p>
@@ -1050,7 +1500,7 @@
           <w:b w:val="0"/>
           <w:sz w:val="28"/>
         </w:rPr>
-        <w:t>Российская экономика характеризуется сочетанием рыночных институтов с сильной ролью государства. Это требует особого внимания к вопросам бюджетной устойчивости, инфляции и социальной защиты населения.</w:t>
+        <w:t>Анализ рассматриваемых экономических категорий позволяет глубже понять логику рыночного механизма.</w:t>
       </w:r>
     </w:p>
     <w:p>
@@ -1065,7 +1515,7 @@
           <w:b w:val="0"/>
           <w:sz w:val="28"/>
         </w:rPr>
-        <w:t>Анализ рассматриваемых экономических категорий позволяет глубже понять логику рыночного механизма. Теоретические модели, несмотря на упрощения, дают ценные ориентиры для интерпретации реальных данных и оценки экономической политики.</w:t>
+        <w:t>Российская экономика характеризуется сочетанием рыночных институтов с сильной ролью государства.</w:t>
       </w:r>
     </w:p>
     <w:p>
@@ -1080,7 +1530,7 @@
           <w:b w:val="0"/>
           <w:sz w:val="28"/>
         </w:rPr>
-        <w:t>Российская экономика характеризуется сочетанием рыночных институтов с сильной ролью государства. Это требует особого внимания к вопросам бюджетной устойчивости, инфляции и социальной защиты населения.</w:t>
+        <w:t>Анализ рассматриваемых экономических категорий позволяет глубже понять логику рыночного механизма.</w:t>
       </w:r>
     </w:p>
     <w:p>
@@ -1095,7 +1545,7 @@
           <w:b w:val="0"/>
           <w:sz w:val="28"/>
         </w:rPr>
-        <w:t>Анализ рассматриваемых экономических категорий позволяет глубже понять логику рыночного механизма. Теоретические модели, несмотря на упрощения, дают ценные ориентиры для интерпретации реальных данных и оценки экономической политики.</w:t>
+        <w:t>Российская экономика характеризуется сочетанием рыночных институтов с сильной ролью государства.</w:t>
       </w:r>
     </w:p>
     <w:p>
@@ -1110,7 +1560,7 @@
           <w:b w:val="0"/>
           <w:sz w:val="28"/>
         </w:rPr>
-        <w:t>Российская экономика характеризуется сочетанием рыночных институтов с сильной ролью государства. Это требует особого внимания к вопросам бюджетной устойчивости, инфляции и социальной защиты населения.</w:t>
+        <w:t>Анализ рассматриваемых экономических категорий позволяет глубже понять логику рыночного механизма.</w:t>
       </w:r>
     </w:p>
     <w:p>
@@ -1125,7 +1575,7 @@
           <w:b w:val="0"/>
           <w:sz w:val="28"/>
         </w:rPr>
-        <w:t>Анализ рассматриваемых экономических категорий позволяет глубже понять логику рыночного механизма. Теоретические модели, несмотря на упрощения, дают ценные ориентиры для интерпретации реальных данных и оценки экономической политики.</w:t>
+        <w:t>Российская экономика характеризуется сочетанием рыночных институтов с сильной ролью государства.</w:t>
       </w:r>
     </w:p>
     <w:p>
@@ -1140,7 +1590,7 @@
           <w:b w:val="0"/>
           <w:sz w:val="28"/>
         </w:rPr>
-        <w:t>Российская экономика характеризуется сочетанием рыночных институтов с сильной ролью государства. Это требует особого внимания к вопросам бюджетной устойчивости, инфляции и социальной защиты населения.</w:t>
+        <w:t>Анализ рассматриваемых экономических категорий позволяет глубже понять логику рыночного механизма.</w:t>
       </w:r>
     </w:p>
     <w:p>
@@ -1155,7 +1605,7 @@
           <w:b w:val="0"/>
           <w:sz w:val="28"/>
         </w:rPr>
-        <w:t>Анализ рассматриваемых экономических категорий позволяет глубже понять логику рыночного механизма. Теоретические модели, несмотря на упрощения, дают ценные ориентиры для интерпретации реальных данных и оценки экономической политики.</w:t>
+        <w:t>Российская экономика характеризуется сочетанием рыночных институтов с сильной ролью государства.</w:t>
       </w:r>
     </w:p>
     <w:p>
@@ -1170,7 +1620,7 @@
           <w:b w:val="0"/>
           <w:sz w:val="28"/>
         </w:rPr>
-        <w:t>Российская экономика характеризуется сочетанием рыночных институтов с сильной ролью государства. Это требует особого внимания к вопросам бюджетной устойчивости, инфляции и социальной защиты населения.</w:t>
+        <w:t>Анализ рассматриваемых экономических категорий позволяет глубже понять логику рыночного механизма.</w:t>
       </w:r>
     </w:p>
     <w:p>
@@ -1185,7 +1635,7 @@
           <w:b w:val="0"/>
           <w:sz w:val="28"/>
         </w:rPr>
-        <w:t>Анализ рассматриваемых экономических категорий позволяет глубже понять логику рыночного механизма. Теоретические модели, несмотря на упрощения, дают ценные ориентиры для интерпретации реальных данных и оценки экономической политики.</w:t>
+        <w:t>Российская экономика характеризуется сочетанием рыночных институтов с сильной ролью государства.</w:t>
       </w:r>
     </w:p>
     <w:p>
@@ -1200,7 +1650,217 @@
           <w:b w:val="0"/>
           <w:sz w:val="28"/>
         </w:rPr>
-        <w:t>Российская экономика характеризуется сочетанием рыночных институтов с сильной ролью государства. Это требует особого внимания к вопросам бюджетной устойчивости, инфляции и социальной защиты населения.</w:t>
+        <w:t>Анализ рассматриваемых экономических категорий позволяет глубже понять логику рыночного механизма.</w:t>
+      </w:r>
+    </w:p>
+    <w:p>
+      <w:pPr>
+        <w:spacing w:lineRule="auto" w:line="360" w:after="0"/>
+        <w:ind w:firstLine="709"/>
+        <w:jc w:val="both"/>
+      </w:pPr>
+      <w:r>
+        <w:rPr>
+          <w:rFonts w:ascii="Times New Roman" w:hAnsi="Times New Roman" w:eastAsia="Times New Roman"/>
+          <w:b w:val="0"/>
+          <w:sz w:val="28"/>
+        </w:rPr>
+        <w:t>Российская экономика характеризуется сочетанием рыночных институтов с сильной ролью государства.</w:t>
+      </w:r>
+    </w:p>
+    <w:p>
+      <w:pPr>
+        <w:spacing w:lineRule="auto" w:line="360" w:after="0"/>
+        <w:ind w:firstLine="709"/>
+        <w:jc w:val="both"/>
+      </w:pPr>
+      <w:r>
+        <w:rPr>
+          <w:rFonts w:ascii="Times New Roman" w:hAnsi="Times New Roman" w:eastAsia="Times New Roman"/>
+          <w:b w:val="0"/>
+          <w:sz w:val="28"/>
+        </w:rPr>
+        <w:t>Анализ рассматриваемых экономических категорий позволяет глубже понять логику рыночного механизма.</w:t>
+      </w:r>
+    </w:p>
+    <w:p>
+      <w:pPr>
+        <w:spacing w:lineRule="auto" w:line="360" w:after="0"/>
+        <w:ind w:firstLine="709"/>
+        <w:jc w:val="both"/>
+      </w:pPr>
+      <w:r>
+        <w:rPr>
+          <w:rFonts w:ascii="Times New Roman" w:hAnsi="Times New Roman" w:eastAsia="Times New Roman"/>
+          <w:b w:val="0"/>
+          <w:sz w:val="28"/>
+        </w:rPr>
+        <w:t>Российская экономика характеризуется сочетанием рыночных институтов с сильной ролью государства.</w:t>
+      </w:r>
+    </w:p>
+    <w:p>
+      <w:pPr>
+        <w:spacing w:lineRule="auto" w:line="360" w:after="0"/>
+        <w:ind w:firstLine="709"/>
+        <w:jc w:val="both"/>
+      </w:pPr>
+      <w:r>
+        <w:rPr>
+          <w:rFonts w:ascii="Times New Roman" w:hAnsi="Times New Roman" w:eastAsia="Times New Roman"/>
+          <w:b w:val="0"/>
+          <w:sz w:val="28"/>
+        </w:rPr>
+        <w:t>Анализ рассматриваемых экономических категорий позволяет глубже понять логику рыночного механизма.</w:t>
+      </w:r>
+    </w:p>
+    <w:p>
+      <w:pPr>
+        <w:spacing w:lineRule="auto" w:line="360" w:after="0"/>
+        <w:ind w:firstLine="709"/>
+        <w:jc w:val="both"/>
+      </w:pPr>
+      <w:r>
+        <w:rPr>
+          <w:rFonts w:ascii="Times New Roman" w:hAnsi="Times New Roman" w:eastAsia="Times New Roman"/>
+          <w:b w:val="0"/>
+          <w:sz w:val="28"/>
+        </w:rPr>
+        <w:t>Российская экономика характеризуется сочетанием рыночных институтов с сильной ролью государства.</w:t>
+      </w:r>
+    </w:p>
+    <w:p>
+      <w:pPr>
+        <w:spacing w:lineRule="auto" w:line="360" w:after="0"/>
+        <w:ind w:firstLine="709"/>
+        <w:jc w:val="both"/>
+      </w:pPr>
+      <w:r>
+        <w:rPr>
+          <w:rFonts w:ascii="Times New Roman" w:hAnsi="Times New Roman" w:eastAsia="Times New Roman"/>
+          <w:b w:val="0"/>
+          <w:sz w:val="28"/>
+        </w:rPr>
+        <w:t>Анализ рассматриваемых экономических категорий позволяет глубже понять логику рыночного механизма.</w:t>
+      </w:r>
+    </w:p>
+    <w:p>
+      <w:pPr>
+        <w:spacing w:lineRule="auto" w:line="360" w:after="0"/>
+        <w:ind w:firstLine="709"/>
+        <w:jc w:val="both"/>
+      </w:pPr>
+      <w:r>
+        <w:rPr>
+          <w:rFonts w:ascii="Times New Roman" w:hAnsi="Times New Roman" w:eastAsia="Times New Roman"/>
+          <w:b w:val="0"/>
+          <w:sz w:val="28"/>
+        </w:rPr>
+        <w:t>Российская экономика характеризуется сочетанием рыночных институтов с сильной ролью государства.</w:t>
+      </w:r>
+    </w:p>
+    <w:p>
+      <w:pPr>
+        <w:spacing w:lineRule="auto" w:line="360" w:after="0"/>
+        <w:ind w:firstLine="709"/>
+        <w:jc w:val="both"/>
+      </w:pPr>
+      <w:r>
+        <w:rPr>
+          <w:rFonts w:ascii="Times New Roman" w:hAnsi="Times New Roman" w:eastAsia="Times New Roman"/>
+          <w:b w:val="0"/>
+          <w:sz w:val="28"/>
+        </w:rPr>
+        <w:t>Анализ рассматриваемых экономических категорий позволяет глубже понять логику рыночного механизма.</w:t>
+      </w:r>
+    </w:p>
+    <w:p>
+      <w:pPr>
+        <w:spacing w:lineRule="auto" w:line="360" w:after="0"/>
+        <w:ind w:firstLine="709"/>
+        <w:jc w:val="both"/>
+      </w:pPr>
+      <w:r>
+        <w:rPr>
+          <w:rFonts w:ascii="Times New Roman" w:hAnsi="Times New Roman" w:eastAsia="Times New Roman"/>
+          <w:b w:val="0"/>
+          <w:sz w:val="28"/>
+        </w:rPr>
+        <w:t>Российская экономика характеризуется сочетанием рыночных институтов с сильной ролью государства.</w:t>
+      </w:r>
+    </w:p>
+    <w:p>
+      <w:pPr>
+        <w:spacing w:lineRule="auto" w:line="360" w:after="0"/>
+        <w:ind w:firstLine="709"/>
+        <w:jc w:val="both"/>
+      </w:pPr>
+      <w:r>
+        <w:rPr>
+          <w:rFonts w:ascii="Times New Roman" w:hAnsi="Times New Roman" w:eastAsia="Times New Roman"/>
+          <w:b w:val="0"/>
+          <w:sz w:val="28"/>
+        </w:rPr>
+        <w:t>Анализ рассматриваемых экономических категорий позволяет глубже понять логику рыночного механизма.</w:t>
+      </w:r>
+    </w:p>
+    <w:p>
+      <w:pPr>
+        <w:spacing w:lineRule="auto" w:line="360" w:after="0"/>
+        <w:ind w:firstLine="709"/>
+        <w:jc w:val="both"/>
+      </w:pPr>
+      <w:r>
+        <w:rPr>
+          <w:rFonts w:ascii="Times New Roman" w:hAnsi="Times New Roman" w:eastAsia="Times New Roman"/>
+          <w:b w:val="0"/>
+          <w:sz w:val="28"/>
+        </w:rPr>
+        <w:t>Российская экономика характеризуется сочетанием рыночных институтов с сильной ролью государства.</w:t>
+      </w:r>
+    </w:p>
+    <w:p>
+      <w:pPr>
+        <w:spacing w:lineRule="auto" w:line="360" w:after="0"/>
+        <w:ind w:firstLine="709"/>
+        <w:jc w:val="both"/>
+      </w:pPr>
+      <w:r>
+        <w:rPr>
+          <w:rFonts w:ascii="Times New Roman" w:hAnsi="Times New Roman" w:eastAsia="Times New Roman"/>
+          <w:b w:val="0"/>
+          <w:sz w:val="28"/>
+        </w:rPr>
+        <w:t>Анализ рассматриваемых экономических категорий позволяет глубже понять логику рыночного механизма.</w:t>
+      </w:r>
+    </w:p>
+    <w:p>
+      <w:pPr>
+        <w:spacing w:lineRule="auto" w:line="360" w:after="0"/>
+        <w:ind w:firstLine="709"/>
+        <w:jc w:val="both"/>
+      </w:pPr>
+      <w:r>
+        <w:rPr>
+          <w:rFonts w:ascii="Times New Roman" w:hAnsi="Times New Roman" w:eastAsia="Times New Roman"/>
+          <w:b w:val="0"/>
+          <w:sz w:val="28"/>
+        </w:rPr>
+        <w:t>Российская экономика характеризуется сочетанием рыночных институтов с сильной ролью государства.</w:t>
+      </w:r>
+    </w:p>
+    <w:p>
+      <w:pPr>
+        <w:spacing w:lineRule="auto" w:line="360" w:after="0"/>
+        <w:ind w:firstLine="709"/>
+        <w:jc w:val="both"/>
+      </w:pPr>
+      <w:r>
+        <w:rPr>
+          <w:rFonts w:ascii="Times New Roman" w:hAnsi="Times New Roman" w:eastAsia="Times New Roman"/>
+          <w:b w:val="0"/>
+          <w:sz w:val="28"/>
+        </w:rPr>
+        <w:t>Анализ рассматриваемых экономических категорий позволяет глубже понять логику рыночного механизма.</w:t>
       </w:r>
     </w:p>
     <w:p>
@@ -1230,7 +1890,7 @@
           <w:b w:val="0"/>
           <w:sz w:val="28"/>
         </w:rPr>
-        <w:t>Индивидуальный спрос отражает поведение одного потребителя. Рыночный спрос — горизонтальная сумма индивидуальных спросов всех покупателей при каждой цене.</w:t>
+        <w:t>Рыночный спрос — сумма индивидуальных спросов при каждой цене.</w:t>
       </w:r>
     </w:p>
     <w:p>
@@ -1245,7 +1905,7 @@
           <w:b w:val="0"/>
           <w:sz w:val="28"/>
         </w:rPr>
-        <w:t>Эластичность спроса показывает чувствительность покупателей к изменению факторов. Она различается по цене, доходу и перекрёстным ценам.</w:t>
+        <w:t>Эластичность спроса показывает чувствительность покупателей к изменению факторов.</w:t>
       </w:r>
     </w:p>
     <w:p>
@@ -1260,7 +1920,7 @@
           <w:b w:val="0"/>
           <w:sz w:val="28"/>
         </w:rPr>
-        <w:t>Практическое применение экономического анализа находит отражение в деятельности предприятий, банков, государственных органов и международных организаций. Без понимания базовых закономерностей невозможно принимать обоснованные управленческие решения.</w:t>
+        <w:t>Практическое применение экономического анализа находит отражение в деятельности предприятий и государственных органов.</w:t>
       </w:r>
     </w:p>
     <w:p>
@@ -1275,7 +1935,7 @@
           <w:b w:val="0"/>
           <w:sz w:val="28"/>
         </w:rPr>
-        <w:t>В условиях глобализации и цифровизации экономики традиционные представления о спросе, предложении и равновесии дополняются новыми факторами: электронной коммерцией, платформенными рынками, алгоритмическим ценообразованием.</w:t>
+        <w:t>В условиях глобализации экономики традиционные представления о спросе и предложении дополняются новыми факторами.</w:t>
       </w:r>
     </w:p>
     <w:p>
@@ -1290,7 +1950,7 @@
           <w:b w:val="0"/>
           <w:sz w:val="28"/>
         </w:rPr>
-        <w:t>Практическое применение экономического анализа находит отражение в деятельности предприятий, банков, государственных органов и международных организаций. Без понимания базовых закономерностей невозможно принимать обоснованные управленческие решения.</w:t>
+        <w:t>Практическое применение экономического анализа находит отражение в деятельности предприятий и государственных органов.</w:t>
       </w:r>
     </w:p>
     <w:p>
@@ -1305,7 +1965,7 @@
           <w:b w:val="0"/>
           <w:sz w:val="28"/>
         </w:rPr>
-        <w:t>В условиях глобализации и цифровизации экономики традиционные представления о спросе, предложении и равновесии дополняются новыми факторами: электронной коммерцией, платформенными рынками, алгоритмическим ценообразованием.</w:t>
+        <w:t>В условиях глобализации экономики традиционные представления о спросе и предложении дополняются новыми факторами.</w:t>
       </w:r>
     </w:p>
     <w:p>
@@ -1320,7 +1980,7 @@
           <w:b w:val="0"/>
           <w:sz w:val="28"/>
         </w:rPr>
-        <w:t>Практическое применение экономического анализа находит отражение в деятельности предприятий, банков, государственных органов и международных организаций. Без понимания базовых закономерностей невозможно принимать обоснованные управленческие решения.</w:t>
+        <w:t>Практическое применение экономического анализа находит отражение в деятельности предприятий и государственных органов.</w:t>
       </w:r>
     </w:p>
     <w:p>
@@ -1335,7 +1995,7 @@
           <w:b w:val="0"/>
           <w:sz w:val="28"/>
         </w:rPr>
-        <w:t>В условиях глобализации и цифровизации экономики традиционные представления о спросе, предложении и равновесии дополняются новыми факторами: электронной коммерцией, платформенными рынками, алгоритмическим ценообразованием.</w:t>
+        <w:t>В условиях глобализации экономики традиционные представления о спросе и предложении дополняются новыми факторами.</w:t>
       </w:r>
     </w:p>
     <w:p>
@@ -1350,7 +2010,7 @@
           <w:b w:val="0"/>
           <w:sz w:val="28"/>
         </w:rPr>
-        <w:t>Практическое применение экономического анализа находит отражение в деятельности предприятий, банков, государственных органов и международных организаций. Без понимания базовых закономерностей невозможно принимать обоснованные управленческие решения.</w:t>
+        <w:t>Практическое применение экономического анализа находит отражение в деятельности предприятий и государственных органов.</w:t>
       </w:r>
     </w:p>
     <w:p>
@@ -1365,7 +2025,7 @@
           <w:b w:val="0"/>
           <w:sz w:val="28"/>
         </w:rPr>
-        <w:t>В условиях глобализации и цифровизации экономики традиционные представления о спросе, предложении и равновесии дополняются новыми факторами: электронной коммерцией, платформенными рынками, алгоритмическим ценообразованием.</w:t>
+        <w:t>В условиях глобализации экономики традиционные представления о спросе и предложении дополняются новыми факторами.</w:t>
       </w:r>
     </w:p>
     <w:p>
@@ -1380,7 +2040,7 @@
           <w:b w:val="0"/>
           <w:sz w:val="28"/>
         </w:rPr>
-        <w:t>Практическое применение экономического анализа находит отражение в деятельности предприятий, банков, государственных органов и международных организаций. Без понимания базовых закономерностей невозможно принимать обоснованные управленческие решения.</w:t>
+        <w:t>Практическое применение экономического анализа находит отражение в деятельности предприятий и государственных органов.</w:t>
       </w:r>
     </w:p>
     <w:p>
@@ -1395,7 +2055,7 @@
           <w:b w:val="0"/>
           <w:sz w:val="28"/>
         </w:rPr>
-        <w:t>В условиях глобализации и цифровизации экономики традиционные представления о спросе, предложении и равновесии дополняются новыми факторами: электронной коммерцией, платформенными рынками, алгоритмическим ценообразованием.</w:t>
+        <w:t>В условиях глобализации экономики традиционные представления о спросе и предложении дополняются новыми факторами.</w:t>
       </w:r>
     </w:p>
     <w:p>
@@ -1410,7 +2070,7 @@
           <w:b w:val="0"/>
           <w:sz w:val="28"/>
         </w:rPr>
-        <w:t>Практическое применение экономического анализа находит отражение в деятельности предприятий, банков, государственных органов и международных организаций. Без понимания базовых закономерностей невозможно принимать обоснованные управленческие решения.</w:t>
+        <w:t>Практическое применение экономического анализа находит отражение в деятельности предприятий и государственных органов.</w:t>
       </w:r>
     </w:p>
     <w:p>
@@ -1425,7 +2085,247 @@
           <w:b w:val="0"/>
           <w:sz w:val="28"/>
         </w:rPr>
-        <w:t>В условиях глобализации и цифровизации экономики традиционные представления о спросе, предложении и равновесии дополняются новыми факторами: электронной коммерцией, платформенными рынками, алгоритмическим ценообразованием.</w:t>
+        <w:t>В условиях глобализации экономики традиционные представления о спросе и предложении дополняются новыми факторами.</w:t>
+      </w:r>
+    </w:p>
+    <w:p>
+      <w:pPr>
+        <w:spacing w:lineRule="auto" w:line="360" w:after="0"/>
+        <w:ind w:firstLine="709"/>
+        <w:jc w:val="both"/>
+      </w:pPr>
+      <w:r>
+        <w:rPr>
+          <w:rFonts w:ascii="Times New Roman" w:hAnsi="Times New Roman" w:eastAsia="Times New Roman"/>
+          <w:b w:val="0"/>
+          <w:sz w:val="28"/>
+        </w:rPr>
+        <w:t>Практическое применение экономического анализа находит отражение в деятельности предприятий и государственных органов.</w:t>
+      </w:r>
+    </w:p>
+    <w:p>
+      <w:pPr>
+        <w:spacing w:lineRule="auto" w:line="360" w:after="0"/>
+        <w:ind w:firstLine="709"/>
+        <w:jc w:val="both"/>
+      </w:pPr>
+      <w:r>
+        <w:rPr>
+          <w:rFonts w:ascii="Times New Roman" w:hAnsi="Times New Roman" w:eastAsia="Times New Roman"/>
+          <w:b w:val="0"/>
+          <w:sz w:val="28"/>
+        </w:rPr>
+        <w:t>В условиях глобализации экономики традиционные представления о спросе и предложении дополняются новыми факторами.</w:t>
+      </w:r>
+    </w:p>
+    <w:p>
+      <w:pPr>
+        <w:spacing w:lineRule="auto" w:line="360" w:after="0"/>
+        <w:ind w:firstLine="709"/>
+        <w:jc w:val="both"/>
+      </w:pPr>
+      <w:r>
+        <w:rPr>
+          <w:rFonts w:ascii="Times New Roman" w:hAnsi="Times New Roman" w:eastAsia="Times New Roman"/>
+          <w:b w:val="0"/>
+          <w:sz w:val="28"/>
+        </w:rPr>
+        <w:t>Практическое применение экономического анализа находит отражение в деятельности предприятий и государственных органов.</w:t>
+      </w:r>
+    </w:p>
+    <w:p>
+      <w:pPr>
+        <w:spacing w:lineRule="auto" w:line="360" w:after="0"/>
+        <w:ind w:firstLine="709"/>
+        <w:jc w:val="both"/>
+      </w:pPr>
+      <w:r>
+        <w:rPr>
+          <w:rFonts w:ascii="Times New Roman" w:hAnsi="Times New Roman" w:eastAsia="Times New Roman"/>
+          <w:b w:val="0"/>
+          <w:sz w:val="28"/>
+        </w:rPr>
+        <w:t>В условиях глобализации экономики традиционные представления о спросе и предложении дополняются новыми факторами.</w:t>
+      </w:r>
+    </w:p>
+    <w:p>
+      <w:pPr>
+        <w:spacing w:lineRule="auto" w:line="360" w:after="0"/>
+        <w:ind w:firstLine="709"/>
+        <w:jc w:val="both"/>
+      </w:pPr>
+      <w:r>
+        <w:rPr>
+          <w:rFonts w:ascii="Times New Roman" w:hAnsi="Times New Roman" w:eastAsia="Times New Roman"/>
+          <w:b w:val="0"/>
+          <w:sz w:val="28"/>
+        </w:rPr>
+        <w:t>Практическое применение экономического анализа находит отражение в деятельности предприятий и государственных органов.</w:t>
+      </w:r>
+    </w:p>
+    <w:p>
+      <w:pPr>
+        <w:spacing w:lineRule="auto" w:line="360" w:after="0"/>
+        <w:ind w:firstLine="709"/>
+        <w:jc w:val="both"/>
+      </w:pPr>
+      <w:r>
+        <w:rPr>
+          <w:rFonts w:ascii="Times New Roman" w:hAnsi="Times New Roman" w:eastAsia="Times New Roman"/>
+          <w:b w:val="0"/>
+          <w:sz w:val="28"/>
+        </w:rPr>
+        <w:t>В условиях глобализации экономики традиционные представления о спросе и предложении дополняются новыми факторами.</w:t>
+      </w:r>
+    </w:p>
+    <w:p>
+      <w:pPr>
+        <w:spacing w:lineRule="auto" w:line="360" w:after="0"/>
+        <w:ind w:firstLine="709"/>
+        <w:jc w:val="both"/>
+      </w:pPr>
+      <w:r>
+        <w:rPr>
+          <w:rFonts w:ascii="Times New Roman" w:hAnsi="Times New Roman" w:eastAsia="Times New Roman"/>
+          <w:b w:val="0"/>
+          <w:sz w:val="28"/>
+        </w:rPr>
+        <w:t>Практическое применение экономического анализа находит отражение в деятельности предприятий и государственных органов.</w:t>
+      </w:r>
+    </w:p>
+    <w:p>
+      <w:pPr>
+        <w:spacing w:lineRule="auto" w:line="360" w:after="0"/>
+        <w:ind w:firstLine="709"/>
+        <w:jc w:val="both"/>
+      </w:pPr>
+      <w:r>
+        <w:rPr>
+          <w:rFonts w:ascii="Times New Roman" w:hAnsi="Times New Roman" w:eastAsia="Times New Roman"/>
+          <w:b w:val="0"/>
+          <w:sz w:val="28"/>
+        </w:rPr>
+        <w:t>В условиях глобализации экономики традиционные представления о спросе и предложении дополняются новыми факторами.</w:t>
+      </w:r>
+    </w:p>
+    <w:p>
+      <w:pPr>
+        <w:spacing w:lineRule="auto" w:line="360" w:after="0"/>
+        <w:ind w:firstLine="709"/>
+        <w:jc w:val="both"/>
+      </w:pPr>
+      <w:r>
+        <w:rPr>
+          <w:rFonts w:ascii="Times New Roman" w:hAnsi="Times New Roman" w:eastAsia="Times New Roman"/>
+          <w:b w:val="0"/>
+          <w:sz w:val="28"/>
+        </w:rPr>
+        <w:t>Практическое применение экономического анализа находит отражение в деятельности предприятий и государственных органов.</w:t>
+      </w:r>
+    </w:p>
+    <w:p>
+      <w:pPr>
+        <w:spacing w:lineRule="auto" w:line="360" w:after="0"/>
+        <w:ind w:firstLine="709"/>
+        <w:jc w:val="both"/>
+      </w:pPr>
+      <w:r>
+        <w:rPr>
+          <w:rFonts w:ascii="Times New Roman" w:hAnsi="Times New Roman" w:eastAsia="Times New Roman"/>
+          <w:b w:val="0"/>
+          <w:sz w:val="28"/>
+        </w:rPr>
+        <w:t>В условиях глобализации экономики традиционные представления о спросе и предложении дополняются новыми факторами.</w:t>
+      </w:r>
+    </w:p>
+    <w:p>
+      <w:pPr>
+        <w:spacing w:lineRule="auto" w:line="360" w:after="0"/>
+        <w:ind w:firstLine="709"/>
+        <w:jc w:val="both"/>
+      </w:pPr>
+      <w:r>
+        <w:rPr>
+          <w:rFonts w:ascii="Times New Roman" w:hAnsi="Times New Roman" w:eastAsia="Times New Roman"/>
+          <w:b w:val="0"/>
+          <w:sz w:val="28"/>
+        </w:rPr>
+        <w:t>Практическое применение экономического анализа находит отражение в деятельности предприятий и государственных органов.</w:t>
+      </w:r>
+    </w:p>
+    <w:p>
+      <w:pPr>
+        <w:spacing w:lineRule="auto" w:line="360" w:after="0"/>
+        <w:ind w:firstLine="709"/>
+        <w:jc w:val="both"/>
+      </w:pPr>
+      <w:r>
+        <w:rPr>
+          <w:rFonts w:ascii="Times New Roman" w:hAnsi="Times New Roman" w:eastAsia="Times New Roman"/>
+          <w:b w:val="0"/>
+          <w:sz w:val="28"/>
+        </w:rPr>
+        <w:t>В условиях глобализации экономики традиционные представления о спросе и предложении дополняются новыми факторами.</w:t>
+      </w:r>
+    </w:p>
+    <w:p>
+      <w:pPr>
+        <w:spacing w:lineRule="auto" w:line="360" w:after="0"/>
+        <w:ind w:firstLine="709"/>
+        <w:jc w:val="both"/>
+      </w:pPr>
+      <w:r>
+        <w:rPr>
+          <w:rFonts w:ascii="Times New Roman" w:hAnsi="Times New Roman" w:eastAsia="Times New Roman"/>
+          <w:b w:val="0"/>
+          <w:sz w:val="28"/>
+        </w:rPr>
+        <w:t>Практическое применение экономического анализа находит отражение в деятельности предприятий и государственных органов.</w:t>
+      </w:r>
+    </w:p>
+    <w:p>
+      <w:pPr>
+        <w:spacing w:lineRule="auto" w:line="360" w:after="0"/>
+        <w:ind w:firstLine="709"/>
+        <w:jc w:val="both"/>
+      </w:pPr>
+      <w:r>
+        <w:rPr>
+          <w:rFonts w:ascii="Times New Roman" w:hAnsi="Times New Roman" w:eastAsia="Times New Roman"/>
+          <w:b w:val="0"/>
+          <w:sz w:val="28"/>
+        </w:rPr>
+        <w:t>В условиях глобализации экономики традиционные представления о спросе и предложении дополняются новыми факторами.</w:t>
+      </w:r>
+    </w:p>
+    <w:p>
+      <w:pPr>
+        <w:spacing w:lineRule="auto" w:line="360" w:after="0"/>
+        <w:ind w:firstLine="709"/>
+        <w:jc w:val="both"/>
+      </w:pPr>
+      <w:r>
+        <w:rPr>
+          <w:rFonts w:ascii="Times New Roman" w:hAnsi="Times New Roman" w:eastAsia="Times New Roman"/>
+          <w:b w:val="0"/>
+          <w:sz w:val="28"/>
+        </w:rPr>
+        <w:t>Практическое применение экономического анализа находит отражение в деятельности предприятий и государственных органов.</w:t>
+      </w:r>
+    </w:p>
+    <w:p>
+      <w:pPr>
+        <w:spacing w:lineRule="auto" w:line="360" w:after="0"/>
+        <w:ind w:firstLine="709"/>
+        <w:jc w:val="both"/>
+      </w:pPr>
+      <w:r>
+        <w:rPr>
+          <w:rFonts w:ascii="Times New Roman" w:hAnsi="Times New Roman" w:eastAsia="Times New Roman"/>
+          <w:b w:val="0"/>
+          <w:sz w:val="28"/>
+        </w:rPr>
+        <w:t>В условиях глобализации экономики традиционные представления о спросе и предложении дополняются новыми факторами.</w:t>
       </w:r>
     </w:p>
     <w:p>
@@ -1455,7 +2355,7 @@
           <w:b w:val="0"/>
           <w:sz w:val="28"/>
         </w:rPr>
-        <w:t>Спрос формирует сигналы для производителей о том, какие товары и в каком объёме необходимо выпускать. Без учёта спроса невозможно эффективное планирование производства.</w:t>
+        <w:t>Спрос формирует сигналы для производителей о необходимом объёме выпуска.</w:t>
       </w:r>
     </w:p>
     <w:p>
@@ -1470,7 +2370,7 @@
           <w:b w:val="0"/>
           <w:sz w:val="28"/>
         </w:rPr>
-        <w:t>Государственная политика (субсидии, налоги, социальные выплаты) воздействует на факторы спроса и тем самым влияет на рыночное равновесие.</w:t>
+        <w:t>Государственная политика воздействует на факторы спроса и влияет на рыночное равновесие.</w:t>
       </w:r>
     </w:p>
     <w:p>
@@ -1485,7 +2385,7 @@
           <w:b w:val="0"/>
           <w:sz w:val="28"/>
         </w:rPr>
-        <w:t>Анализ рассматриваемых экономических категорий позволяет глубже понять логику рыночного механизма. Теоретические модели, несмотря на упрощения, дают ценные ориентиры для интерпретации реальных данных и оценки экономической политики.</w:t>
+        <w:t>Анализ рассматриваемых экономических категорий позволяет глубже понять логику рыночного механизма.</w:t>
       </w:r>
     </w:p>
     <w:p>
@@ -1500,7 +2400,7 @@
           <w:b w:val="0"/>
           <w:sz w:val="28"/>
         </w:rPr>
-        <w:t>Российская экономика характеризуется сочетанием рыночных институтов с сильной ролью государства. Это требует особого внимания к вопросам бюджетной устойчивости, инфляции и социальной защиты населения.</w:t>
+        <w:t>Российская экономика характеризуется сочетанием рыночных институтов с сильной ролью государства.</w:t>
       </w:r>
     </w:p>
     <w:p>
@@ -1515,7 +2415,7 @@
           <w:b w:val="0"/>
           <w:sz w:val="28"/>
         </w:rPr>
-        <w:t>Анализ рассматриваемых экономических категорий позволяет глубже понять логику рыночного механизма. Теоретические модели, несмотря на упрощения, дают ценные ориентиры для интерпретации реальных данных и оценки экономической политики.</w:t>
+        <w:t>Анализ рассматриваемых экономических категорий позволяет глубже понять логику рыночного механизма.</w:t>
       </w:r>
     </w:p>
     <w:p>
@@ -1530,7 +2430,7 @@
           <w:b w:val="0"/>
           <w:sz w:val="28"/>
         </w:rPr>
-        <w:t>Российская экономика характеризуется сочетанием рыночных институтов с сильной ролью государства. Это требует особого внимания к вопросам бюджетной устойчивости, инфляции и социальной защиты населения.</w:t>
+        <w:t>Российская экономика характеризуется сочетанием рыночных институтов с сильной ролью государства.</w:t>
       </w:r>
     </w:p>
     <w:p>
@@ -1545,7 +2445,7 @@
           <w:b w:val="0"/>
           <w:sz w:val="28"/>
         </w:rPr>
-        <w:t>Анализ рассматриваемых экономических категорий позволяет глубже понять логику рыночного механизма. Теоретические модели, несмотря на упрощения, дают ценные ориентиры для интерпретации реальных данных и оценки экономической политики.</w:t>
+        <w:t>Анализ рассматриваемых экономических категорий позволяет глубже понять логику рыночного механизма.</w:t>
       </w:r>
     </w:p>
     <w:p>
@@ -1560,7 +2460,7 @@
           <w:b w:val="0"/>
           <w:sz w:val="28"/>
         </w:rPr>
-        <w:t>Российская экономика характеризуется сочетанием рыночных институтов с сильной ролью государства. Это требует особого внимания к вопросам бюджетной устойчивости, инфляции и социальной защиты населения.</w:t>
+        <w:t>Российская экономика характеризуется сочетанием рыночных институтов с сильной ролью государства.</w:t>
       </w:r>
     </w:p>
     <w:p>
@@ -1575,7 +2475,7 @@
           <w:b w:val="0"/>
           <w:sz w:val="28"/>
         </w:rPr>
-        <w:t>Анализ рассматриваемых экономических категорий позволяет глубже понять логику рыночного механизма. Теоретические модели, несмотря на упрощения, дают ценные ориентиры для интерпретации реальных данных и оценки экономической политики.</w:t>
+        <w:t>Анализ рассматриваемых экономических категорий позволяет глубже понять логику рыночного механизма.</w:t>
       </w:r>
     </w:p>
     <w:p>
@@ -1590,7 +2490,7 @@
           <w:b w:val="0"/>
           <w:sz w:val="28"/>
         </w:rPr>
-        <w:t>Российская экономика характеризуется сочетанием рыночных институтов с сильной ролью государства. Это требует особого внимания к вопросам бюджетной устойчивости, инфляции и социальной защиты населения.</w:t>
+        <w:t>Российская экономика характеризуется сочетанием рыночных институтов с сильной ролью государства.</w:t>
       </w:r>
     </w:p>
     <w:p>
@@ -1605,7 +2505,7 @@
           <w:b w:val="0"/>
           <w:sz w:val="28"/>
         </w:rPr>
-        <w:t>Анализ рассматриваемых экономических категорий позволяет глубже понять логику рыночного механизма. Теоретические модели, несмотря на упрощения, дают ценные ориентиры для интерпретации реальных данных и оценки экономической политики.</w:t>
+        <w:t>Анализ рассматриваемых экономических категорий позволяет глубже понять логику рыночного механизма.</w:t>
       </w:r>
     </w:p>
     <w:p>
@@ -1620,7 +2520,7 @@
           <w:b w:val="0"/>
           <w:sz w:val="28"/>
         </w:rPr>
-        <w:t>Российская экономика характеризуется сочетанием рыночных институтов с сильной ролью государства. Это требует особого внимания к вопросам бюджетной устойчивости, инфляции и социальной защиты населения.</w:t>
+        <w:t>Российская экономика характеризуется сочетанием рыночных институтов с сильной ролью государства.</w:t>
       </w:r>
     </w:p>
     <w:p>
@@ -1635,7 +2535,7 @@
           <w:b w:val="0"/>
           <w:sz w:val="28"/>
         </w:rPr>
-        <w:t>Анализ рассматриваемых экономических категорий позволяет глубже понять логику рыночного механизма. Теоретические модели, несмотря на упрощения, дают ценные ориентиры для интерпретации реальных данных и оценки экономической политики.</w:t>
+        <w:t>Анализ рассматриваемых экономических категорий позволяет глубже понять логику рыночного механизма.</w:t>
       </w:r>
     </w:p>
     <w:p>
@@ -1650,7 +2550,247 @@
           <w:b w:val="0"/>
           <w:sz w:val="28"/>
         </w:rPr>
-        <w:t>Российская экономика характеризуется сочетанием рыночных институтов с сильной ролью государства. Это требует особого внимания к вопросам бюджетной устойчивости, инфляции и социальной защиты населения.</w:t>
+        <w:t>Российская экономика характеризуется сочетанием рыночных институтов с сильной ролью государства.</w:t>
+      </w:r>
+    </w:p>
+    <w:p>
+      <w:pPr>
+        <w:spacing w:lineRule="auto" w:line="360" w:after="0"/>
+        <w:ind w:firstLine="709"/>
+        <w:jc w:val="both"/>
+      </w:pPr>
+      <w:r>
+        <w:rPr>
+          <w:rFonts w:ascii="Times New Roman" w:hAnsi="Times New Roman" w:eastAsia="Times New Roman"/>
+          <w:b w:val="0"/>
+          <w:sz w:val="28"/>
+        </w:rPr>
+        <w:t>Анализ рассматриваемых экономических категорий позволяет глубже понять логику рыночного механизма.</w:t>
+      </w:r>
+    </w:p>
+    <w:p>
+      <w:pPr>
+        <w:spacing w:lineRule="auto" w:line="360" w:after="0"/>
+        <w:ind w:firstLine="709"/>
+        <w:jc w:val="both"/>
+      </w:pPr>
+      <w:r>
+        <w:rPr>
+          <w:rFonts w:ascii="Times New Roman" w:hAnsi="Times New Roman" w:eastAsia="Times New Roman"/>
+          <w:b w:val="0"/>
+          <w:sz w:val="28"/>
+        </w:rPr>
+        <w:t>Российская экономика характеризуется сочетанием рыночных институтов с сильной ролью государства.</w:t>
+      </w:r>
+    </w:p>
+    <w:p>
+      <w:pPr>
+        <w:spacing w:lineRule="auto" w:line="360" w:after="0"/>
+        <w:ind w:firstLine="709"/>
+        <w:jc w:val="both"/>
+      </w:pPr>
+      <w:r>
+        <w:rPr>
+          <w:rFonts w:ascii="Times New Roman" w:hAnsi="Times New Roman" w:eastAsia="Times New Roman"/>
+          <w:b w:val="0"/>
+          <w:sz w:val="28"/>
+        </w:rPr>
+        <w:t>Анализ рассматриваемых экономических категорий позволяет глубже понять логику рыночного механизма.</w:t>
+      </w:r>
+    </w:p>
+    <w:p>
+      <w:pPr>
+        <w:spacing w:lineRule="auto" w:line="360" w:after="0"/>
+        <w:ind w:firstLine="709"/>
+        <w:jc w:val="both"/>
+      </w:pPr>
+      <w:r>
+        <w:rPr>
+          <w:rFonts w:ascii="Times New Roman" w:hAnsi="Times New Roman" w:eastAsia="Times New Roman"/>
+          <w:b w:val="0"/>
+          <w:sz w:val="28"/>
+        </w:rPr>
+        <w:t>Российская экономика характеризуется сочетанием рыночных институтов с сильной ролью государства.</w:t>
+      </w:r>
+    </w:p>
+    <w:p>
+      <w:pPr>
+        <w:spacing w:lineRule="auto" w:line="360" w:after="0"/>
+        <w:ind w:firstLine="709"/>
+        <w:jc w:val="both"/>
+      </w:pPr>
+      <w:r>
+        <w:rPr>
+          <w:rFonts w:ascii="Times New Roman" w:hAnsi="Times New Roman" w:eastAsia="Times New Roman"/>
+          <w:b w:val="0"/>
+          <w:sz w:val="28"/>
+        </w:rPr>
+        <w:t>Анализ рассматриваемых экономических категорий позволяет глубже понять логику рыночного механизма.</w:t>
+      </w:r>
+    </w:p>
+    <w:p>
+      <w:pPr>
+        <w:spacing w:lineRule="auto" w:line="360" w:after="0"/>
+        <w:ind w:firstLine="709"/>
+        <w:jc w:val="both"/>
+      </w:pPr>
+      <w:r>
+        <w:rPr>
+          <w:rFonts w:ascii="Times New Roman" w:hAnsi="Times New Roman" w:eastAsia="Times New Roman"/>
+          <w:b w:val="0"/>
+          <w:sz w:val="28"/>
+        </w:rPr>
+        <w:t>Российская экономика характеризуется сочетанием рыночных институтов с сильной ролью государства.</w:t>
+      </w:r>
+    </w:p>
+    <w:p>
+      <w:pPr>
+        <w:spacing w:lineRule="auto" w:line="360" w:after="0"/>
+        <w:ind w:firstLine="709"/>
+        <w:jc w:val="both"/>
+      </w:pPr>
+      <w:r>
+        <w:rPr>
+          <w:rFonts w:ascii="Times New Roman" w:hAnsi="Times New Roman" w:eastAsia="Times New Roman"/>
+          <w:b w:val="0"/>
+          <w:sz w:val="28"/>
+        </w:rPr>
+        <w:t>Анализ рассматриваемых экономических категорий позволяет глубже понять логику рыночного механизма.</w:t>
+      </w:r>
+    </w:p>
+    <w:p>
+      <w:pPr>
+        <w:spacing w:lineRule="auto" w:line="360" w:after="0"/>
+        <w:ind w:firstLine="709"/>
+        <w:jc w:val="both"/>
+      </w:pPr>
+      <w:r>
+        <w:rPr>
+          <w:rFonts w:ascii="Times New Roman" w:hAnsi="Times New Roman" w:eastAsia="Times New Roman"/>
+          <w:b w:val="0"/>
+          <w:sz w:val="28"/>
+        </w:rPr>
+        <w:t>Российская экономика характеризуется сочетанием рыночных институтов с сильной ролью государства.</w:t>
+      </w:r>
+    </w:p>
+    <w:p>
+      <w:pPr>
+        <w:spacing w:lineRule="auto" w:line="360" w:after="0"/>
+        <w:ind w:firstLine="709"/>
+        <w:jc w:val="both"/>
+      </w:pPr>
+      <w:r>
+        <w:rPr>
+          <w:rFonts w:ascii="Times New Roman" w:hAnsi="Times New Roman" w:eastAsia="Times New Roman"/>
+          <w:b w:val="0"/>
+          <w:sz w:val="28"/>
+        </w:rPr>
+        <w:t>Анализ рассматриваемых экономических категорий позволяет глубже понять логику рыночного механизма.</w:t>
+      </w:r>
+    </w:p>
+    <w:p>
+      <w:pPr>
+        <w:spacing w:lineRule="auto" w:line="360" w:after="0"/>
+        <w:ind w:firstLine="709"/>
+        <w:jc w:val="both"/>
+      </w:pPr>
+      <w:r>
+        <w:rPr>
+          <w:rFonts w:ascii="Times New Roman" w:hAnsi="Times New Roman" w:eastAsia="Times New Roman"/>
+          <w:b w:val="0"/>
+          <w:sz w:val="28"/>
+        </w:rPr>
+        <w:t>Российская экономика характеризуется сочетанием рыночных институтов с сильной ролью государства.</w:t>
+      </w:r>
+    </w:p>
+    <w:p>
+      <w:pPr>
+        <w:spacing w:lineRule="auto" w:line="360" w:after="0"/>
+        <w:ind w:firstLine="709"/>
+        <w:jc w:val="both"/>
+      </w:pPr>
+      <w:r>
+        <w:rPr>
+          <w:rFonts w:ascii="Times New Roman" w:hAnsi="Times New Roman" w:eastAsia="Times New Roman"/>
+          <w:b w:val="0"/>
+          <w:sz w:val="28"/>
+        </w:rPr>
+        <w:t>Анализ рассматриваемых экономических категорий позволяет глубже понять логику рыночного механизма.</w:t>
+      </w:r>
+    </w:p>
+    <w:p>
+      <w:pPr>
+        <w:spacing w:lineRule="auto" w:line="360" w:after="0"/>
+        <w:ind w:firstLine="709"/>
+        <w:jc w:val="both"/>
+      </w:pPr>
+      <w:r>
+        <w:rPr>
+          <w:rFonts w:ascii="Times New Roman" w:hAnsi="Times New Roman" w:eastAsia="Times New Roman"/>
+          <w:b w:val="0"/>
+          <w:sz w:val="28"/>
+        </w:rPr>
+        <w:t>Российская экономика характеризуется сочетанием рыночных институтов с сильной ролью государства.</w:t>
+      </w:r>
+    </w:p>
+    <w:p>
+      <w:pPr>
+        <w:spacing w:lineRule="auto" w:line="360" w:after="0"/>
+        <w:ind w:firstLine="709"/>
+        <w:jc w:val="both"/>
+      </w:pPr>
+      <w:r>
+        <w:rPr>
+          <w:rFonts w:ascii="Times New Roman" w:hAnsi="Times New Roman" w:eastAsia="Times New Roman"/>
+          <w:b w:val="0"/>
+          <w:sz w:val="28"/>
+        </w:rPr>
+        <w:t>Анализ рассматриваемых экономических категорий позволяет глубже понять логику рыночного механизма.</w:t>
+      </w:r>
+    </w:p>
+    <w:p>
+      <w:pPr>
+        <w:spacing w:lineRule="auto" w:line="360" w:after="0"/>
+        <w:ind w:firstLine="709"/>
+        <w:jc w:val="both"/>
+      </w:pPr>
+      <w:r>
+        <w:rPr>
+          <w:rFonts w:ascii="Times New Roman" w:hAnsi="Times New Roman" w:eastAsia="Times New Roman"/>
+          <w:b w:val="0"/>
+          <w:sz w:val="28"/>
+        </w:rPr>
+        <w:t>Российская экономика характеризуется сочетанием рыночных институтов с сильной ролью государства.</w:t>
+      </w:r>
+    </w:p>
+    <w:p>
+      <w:pPr>
+        <w:spacing w:lineRule="auto" w:line="360" w:after="0"/>
+        <w:ind w:firstLine="709"/>
+        <w:jc w:val="both"/>
+      </w:pPr>
+      <w:r>
+        <w:rPr>
+          <w:rFonts w:ascii="Times New Roman" w:hAnsi="Times New Roman" w:eastAsia="Times New Roman"/>
+          <w:b w:val="0"/>
+          <w:sz w:val="28"/>
+        </w:rPr>
+        <w:t>Анализ рассматриваемых экономических категорий позволяет глубже понять логику рыночного механизма.</w:t>
+      </w:r>
+    </w:p>
+    <w:p>
+      <w:pPr>
+        <w:spacing w:lineRule="auto" w:line="360" w:after="0"/>
+        <w:ind w:firstLine="709"/>
+        <w:jc w:val="both"/>
+      </w:pPr>
+      <w:r>
+        <w:rPr>
+          <w:rFonts w:ascii="Times New Roman" w:hAnsi="Times New Roman" w:eastAsia="Times New Roman"/>
+          <w:b w:val="0"/>
+          <w:sz w:val="28"/>
+        </w:rPr>
+        <w:t>Российская экономика характеризуется сочетанием рыночных институтов с сильной ролью государства.</w:t>
       </w:r>
     </w:p>
     <w:p>
@@ -1725,7 +2865,7 @@
           <w:b w:val="0"/>
           <w:sz w:val="28"/>
         </w:rPr>
-        <w:t>В условиях глобализации и цифровизации экономики традиционные представления о спросе, предложении и равновесии дополняются новыми факторами: электронной коммерцией, платформенными рынками, алгоритмическим ценообразованием.</w:t>
+        <w:t>В условиях глобализации экономики традиционные представления о спросе и предложении дополняются новыми факторами.</w:t>
       </w:r>
     </w:p>
     <w:p>
@@ -1740,7 +2880,7 @@
           <w:b w:val="0"/>
           <w:sz w:val="28"/>
         </w:rPr>
-        <w:t>Практическое применение экономического анализа находит отражение в деятельности предприятий, банков, государственных органов и международных организаций. Без понимания базовых закономерностей невозможно принимать обоснованные управленческие решения.</w:t>
+        <w:t>Практическое применение экономического анализа находит отражение в деятельности предприятий и государственных органов.</w:t>
       </w:r>
     </w:p>
     <w:p>
@@ -1755,7 +2895,7 @@
           <w:b w:val="0"/>
           <w:sz w:val="28"/>
         </w:rPr>
-        <w:t>В условиях глобализации и цифровизации экономики традиционные представления о спросе, предложении и равновесии дополняются новыми факторами: электронной коммерцией, платформенными рынками, алгоритмическим ценообразованием.</w:t>
+        <w:t>В условиях глобализации экономики традиционные представления о спросе и предложении дополняются новыми факторами.</w:t>
       </w:r>
     </w:p>
     <w:p>
@@ -1770,7 +2910,7 @@
           <w:b w:val="0"/>
           <w:sz w:val="28"/>
         </w:rPr>
-        <w:t>Практическое применение экономического анализа находит отражение в деятельности предприятий, банков, государственных органов и международных организаций. Без понимания базовых закономерностей невозможно принимать обоснованные управленческие решения.</w:t>
+        <w:t>Практическое применение экономического анализа находит отражение в деятельности предприятий и государственных органов.</w:t>
       </w:r>
     </w:p>
     <w:p>
@@ -1785,7 +2925,7 @@
           <w:b w:val="0"/>
           <w:sz w:val="28"/>
         </w:rPr>
-        <w:t>В условиях глобализации и цифровизации экономики традиционные представления о спросе, предложении и равновесии дополняются новыми факторами: электронной коммерцией, платформенными рынками, алгоритмическим ценообразованием.</w:t>
+        <w:t>В условиях глобализации экономики традиционные представления о спросе и предложении дополняются новыми факторами.</w:t>
       </w:r>
     </w:p>
     <w:p>
@@ -1800,7 +2940,7 @@
           <w:b w:val="0"/>
           <w:sz w:val="28"/>
         </w:rPr>
-        <w:t>Практическое применение экономического анализа находит отражение в деятельности предприятий, банков, государственных органов и международных организаций. Без понимания базовых закономерностей невозможно принимать обоснованные управленческие решения.</w:t>
+        <w:t>Практическое применение экономического анализа находит отражение в деятельности предприятий и государственных органов.</w:t>
       </w:r>
     </w:p>
     <w:p>
@@ -1815,7 +2955,7 @@
           <w:b w:val="0"/>
           <w:sz w:val="28"/>
         </w:rPr>
-        <w:t>В условиях глобализации и цифровизации экономики традиционные представления о спросе, предложении и равновесии дополняются новыми факторами: электронной коммерцией, платформенными рынками, алгоритмическим ценообразованием.</w:t>
+        <w:t>В условиях глобализации экономики традиционные представления о спросе и предложении дополняются новыми факторами.</w:t>
       </w:r>
     </w:p>
     <w:p>
@@ -1830,7 +2970,7 @@
           <w:b w:val="0"/>
           <w:sz w:val="28"/>
         </w:rPr>
-        <w:t>Практическое применение экономического анализа находит отражение в деятельности предприятий, банков, государственных органов и международных организаций. Без понимания базовых закономерностей невозможно принимать обоснованные управленческие решения.</w:t>
+        <w:t>Практическое применение экономического анализа находит отражение в деятельности предприятий и государственных органов.</w:t>
       </w:r>
     </w:p>
     <w:p>
@@ -1845,7 +2985,7 @@
           <w:b w:val="0"/>
           <w:sz w:val="28"/>
         </w:rPr>
-        <w:t>В условиях глобализации и цифровизации экономики традиционные представления о спросе, предложении и равновесии дополняются новыми факторами: электронной коммерцией, платформенными рынками, алгоритмическим ценообразованием.</w:t>
+        <w:t>В условиях глобализации экономики традиционные представления о спросе и предложении дополняются новыми факторами.</w:t>
       </w:r>
     </w:p>
     <w:p>
@@ -1860,7 +3000,7 @@
           <w:b w:val="0"/>
           <w:sz w:val="28"/>
         </w:rPr>
-        <w:t>Практическое применение экономического анализа находит отражение в деятельности предприятий, банков, государственных органов и международных организаций. Без понимания базовых закономерностей невозможно принимать обоснованные управленческие решения.</w:t>
+        <w:t>Практическое применение экономического анализа находит отражение в деятельности предприятий и государственных органов.</w:t>
       </w:r>
     </w:p>
     <w:p>
@@ -1875,7 +3015,7 @@
           <w:b w:val="0"/>
           <w:sz w:val="28"/>
         </w:rPr>
-        <w:t>В условиях глобализации и цифровизации экономики традиционные представления о спросе, предложении и равновесии дополняются новыми факторами: электронной коммерцией, платформенными рынками, алгоритмическим ценообразованием.</w:t>
+        <w:t>В условиях глобализации экономики традиционные представления о спросе и предложении дополняются новыми факторами.</w:t>
       </w:r>
     </w:p>
     <w:p>
@@ -1890,7 +3030,247 @@
           <w:b w:val="0"/>
           <w:sz w:val="28"/>
         </w:rPr>
-        <w:t>Практическое применение экономического анализа находит отражение в деятельности предприятий, банков, государственных органов и международных организаций. Без понимания базовых закономерностей невозможно принимать обоснованные управленческие решения.</w:t>
+        <w:t>Практическое применение экономического анализа находит отражение в деятельности предприятий и государственных органов.</w:t>
+      </w:r>
+    </w:p>
+    <w:p>
+      <w:pPr>
+        <w:spacing w:lineRule="auto" w:line="360" w:after="0"/>
+        <w:ind w:firstLine="709"/>
+        <w:jc w:val="both"/>
+      </w:pPr>
+      <w:r>
+        <w:rPr>
+          <w:rFonts w:ascii="Times New Roman" w:hAnsi="Times New Roman" w:eastAsia="Times New Roman"/>
+          <w:b w:val="0"/>
+          <w:sz w:val="28"/>
+        </w:rPr>
+        <w:t>В условиях глобализации экономики традиционные представления о спросе и предложении дополняются новыми факторами.</w:t>
+      </w:r>
+    </w:p>
+    <w:p>
+      <w:pPr>
+        <w:spacing w:lineRule="auto" w:line="360" w:after="0"/>
+        <w:ind w:firstLine="709"/>
+        <w:jc w:val="both"/>
+      </w:pPr>
+      <w:r>
+        <w:rPr>
+          <w:rFonts w:ascii="Times New Roman" w:hAnsi="Times New Roman" w:eastAsia="Times New Roman"/>
+          <w:b w:val="0"/>
+          <w:sz w:val="28"/>
+        </w:rPr>
+        <w:t>Практическое применение экономического анализа находит отражение в деятельности предприятий и государственных органов.</w:t>
+      </w:r>
+    </w:p>
+    <w:p>
+      <w:pPr>
+        <w:spacing w:lineRule="auto" w:line="360" w:after="0"/>
+        <w:ind w:firstLine="709"/>
+        <w:jc w:val="both"/>
+      </w:pPr>
+      <w:r>
+        <w:rPr>
+          <w:rFonts w:ascii="Times New Roman" w:hAnsi="Times New Roman" w:eastAsia="Times New Roman"/>
+          <w:b w:val="0"/>
+          <w:sz w:val="28"/>
+        </w:rPr>
+        <w:t>В условиях глобализации экономики традиционные представления о спросе и предложении дополняются новыми факторами.</w:t>
+      </w:r>
+    </w:p>
+    <w:p>
+      <w:pPr>
+        <w:spacing w:lineRule="auto" w:line="360" w:after="0"/>
+        <w:ind w:firstLine="709"/>
+        <w:jc w:val="both"/>
+      </w:pPr>
+      <w:r>
+        <w:rPr>
+          <w:rFonts w:ascii="Times New Roman" w:hAnsi="Times New Roman" w:eastAsia="Times New Roman"/>
+          <w:b w:val="0"/>
+          <w:sz w:val="28"/>
+        </w:rPr>
+        <w:t>Практическое применение экономического анализа находит отражение в деятельности предприятий и государственных органов.</w:t>
+      </w:r>
+    </w:p>
+    <w:p>
+      <w:pPr>
+        <w:spacing w:lineRule="auto" w:line="360" w:after="0"/>
+        <w:ind w:firstLine="709"/>
+        <w:jc w:val="both"/>
+      </w:pPr>
+      <w:r>
+        <w:rPr>
+          <w:rFonts w:ascii="Times New Roman" w:hAnsi="Times New Roman" w:eastAsia="Times New Roman"/>
+          <w:b w:val="0"/>
+          <w:sz w:val="28"/>
+        </w:rPr>
+        <w:t>В условиях глобализации экономики традиционные представления о спросе и предложении дополняются новыми факторами.</w:t>
+      </w:r>
+    </w:p>
+    <w:p>
+      <w:pPr>
+        <w:spacing w:lineRule="auto" w:line="360" w:after="0"/>
+        <w:ind w:firstLine="709"/>
+        <w:jc w:val="both"/>
+      </w:pPr>
+      <w:r>
+        <w:rPr>
+          <w:rFonts w:ascii="Times New Roman" w:hAnsi="Times New Roman" w:eastAsia="Times New Roman"/>
+          <w:b w:val="0"/>
+          <w:sz w:val="28"/>
+        </w:rPr>
+        <w:t>Практическое применение экономического анализа находит отражение в деятельности предприятий и государственных органов.</w:t>
+      </w:r>
+    </w:p>
+    <w:p>
+      <w:pPr>
+        <w:spacing w:lineRule="auto" w:line="360" w:after="0"/>
+        <w:ind w:firstLine="709"/>
+        <w:jc w:val="both"/>
+      </w:pPr>
+      <w:r>
+        <w:rPr>
+          <w:rFonts w:ascii="Times New Roman" w:hAnsi="Times New Roman" w:eastAsia="Times New Roman"/>
+          <w:b w:val="0"/>
+          <w:sz w:val="28"/>
+        </w:rPr>
+        <w:t>В условиях глобализации экономики традиционные представления о спросе и предложении дополняются новыми факторами.</w:t>
+      </w:r>
+    </w:p>
+    <w:p>
+      <w:pPr>
+        <w:spacing w:lineRule="auto" w:line="360" w:after="0"/>
+        <w:ind w:firstLine="709"/>
+        <w:jc w:val="both"/>
+      </w:pPr>
+      <w:r>
+        <w:rPr>
+          <w:rFonts w:ascii="Times New Roman" w:hAnsi="Times New Roman" w:eastAsia="Times New Roman"/>
+          <w:b w:val="0"/>
+          <w:sz w:val="28"/>
+        </w:rPr>
+        <w:t>Практическое применение экономического анализа находит отражение в деятельности предприятий и государственных органов.</w:t>
+      </w:r>
+    </w:p>
+    <w:p>
+      <w:pPr>
+        <w:spacing w:lineRule="auto" w:line="360" w:after="0"/>
+        <w:ind w:firstLine="709"/>
+        <w:jc w:val="both"/>
+      </w:pPr>
+      <w:r>
+        <w:rPr>
+          <w:rFonts w:ascii="Times New Roman" w:hAnsi="Times New Roman" w:eastAsia="Times New Roman"/>
+          <w:b w:val="0"/>
+          <w:sz w:val="28"/>
+        </w:rPr>
+        <w:t>В условиях глобализации экономики традиционные представления о спросе и предложении дополняются новыми факторами.</w:t>
+      </w:r>
+    </w:p>
+    <w:p>
+      <w:pPr>
+        <w:spacing w:lineRule="auto" w:line="360" w:after="0"/>
+        <w:ind w:firstLine="709"/>
+        <w:jc w:val="both"/>
+      </w:pPr>
+      <w:r>
+        <w:rPr>
+          <w:rFonts w:ascii="Times New Roman" w:hAnsi="Times New Roman" w:eastAsia="Times New Roman"/>
+          <w:b w:val="0"/>
+          <w:sz w:val="28"/>
+        </w:rPr>
+        <w:t>Практическое применение экономического анализа находит отражение в деятельности предприятий и государственных органов.</w:t>
+      </w:r>
+    </w:p>
+    <w:p>
+      <w:pPr>
+        <w:spacing w:lineRule="auto" w:line="360" w:after="0"/>
+        <w:ind w:firstLine="709"/>
+        <w:jc w:val="both"/>
+      </w:pPr>
+      <w:r>
+        <w:rPr>
+          <w:rFonts w:ascii="Times New Roman" w:hAnsi="Times New Roman" w:eastAsia="Times New Roman"/>
+          <w:b w:val="0"/>
+          <w:sz w:val="28"/>
+        </w:rPr>
+        <w:t>В условиях глобализации экономики традиционные представления о спросе и предложении дополняются новыми факторами.</w:t>
+      </w:r>
+    </w:p>
+    <w:p>
+      <w:pPr>
+        <w:spacing w:lineRule="auto" w:line="360" w:after="0"/>
+        <w:ind w:firstLine="709"/>
+        <w:jc w:val="both"/>
+      </w:pPr>
+      <w:r>
+        <w:rPr>
+          <w:rFonts w:ascii="Times New Roman" w:hAnsi="Times New Roman" w:eastAsia="Times New Roman"/>
+          <w:b w:val="0"/>
+          <w:sz w:val="28"/>
+        </w:rPr>
+        <w:t>Практическое применение экономического анализа находит отражение в деятельности предприятий и государственных органов.</w:t>
+      </w:r>
+    </w:p>
+    <w:p>
+      <w:pPr>
+        <w:spacing w:lineRule="auto" w:line="360" w:after="0"/>
+        <w:ind w:firstLine="709"/>
+        <w:jc w:val="both"/>
+      </w:pPr>
+      <w:r>
+        <w:rPr>
+          <w:rFonts w:ascii="Times New Roman" w:hAnsi="Times New Roman" w:eastAsia="Times New Roman"/>
+          <w:b w:val="0"/>
+          <w:sz w:val="28"/>
+        </w:rPr>
+        <w:t>В условиях глобализации экономики традиционные представления о спросе и предложении дополняются новыми факторами.</w:t>
+      </w:r>
+    </w:p>
+    <w:p>
+      <w:pPr>
+        <w:spacing w:lineRule="auto" w:line="360" w:after="0"/>
+        <w:ind w:firstLine="709"/>
+        <w:jc w:val="both"/>
+      </w:pPr>
+      <w:r>
+        <w:rPr>
+          <w:rFonts w:ascii="Times New Roman" w:hAnsi="Times New Roman" w:eastAsia="Times New Roman"/>
+          <w:b w:val="0"/>
+          <w:sz w:val="28"/>
+        </w:rPr>
+        <w:t>Практическое применение экономического анализа находит отражение в деятельности предприятий и государственных органов.</w:t>
+      </w:r>
+    </w:p>
+    <w:p>
+      <w:pPr>
+        <w:spacing w:lineRule="auto" w:line="360" w:after="0"/>
+        <w:ind w:firstLine="709"/>
+        <w:jc w:val="both"/>
+      </w:pPr>
+      <w:r>
+        <w:rPr>
+          <w:rFonts w:ascii="Times New Roman" w:hAnsi="Times New Roman" w:eastAsia="Times New Roman"/>
+          <w:b w:val="0"/>
+          <w:sz w:val="28"/>
+        </w:rPr>
+        <w:t>В условиях глобализации экономики традиционные представления о спросе и предложении дополняются новыми факторами.</w:t>
+      </w:r>
+    </w:p>
+    <w:p>
+      <w:pPr>
+        <w:spacing w:lineRule="auto" w:line="360" w:after="0"/>
+        <w:ind w:firstLine="709"/>
+        <w:jc w:val="both"/>
+      </w:pPr>
+      <w:r>
+        <w:rPr>
+          <w:rFonts w:ascii="Times New Roman" w:hAnsi="Times New Roman" w:eastAsia="Times New Roman"/>
+          <w:b w:val="0"/>
+          <w:sz w:val="28"/>
+        </w:rPr>
+        <w:t>Практическое применение экономического анализа находит отражение в деятельности предприятий и государственных органов.</w:t>
       </w:r>
     </w:p>
     <w:p>
